--- a/rajasthan-nurse-50/Test_27_Full_Test_Ordered.docx
+++ b/rajasthan-nurse-50/Test_27_Full_Test_Ordered.docx
@@ -34,7 +34,7 @@
     </w:p>
     <w:p>
       <w:r>
-        <w:t>Solution: Down-and-back straightens the paediatric canal.</w:t>
+        <w:t>Solution: ✅ Correct Answer: A. Pulling the pinna down and back | 🧠 Clinical Rationale: Down-and-back straightens the paediatric canal. | ❌ Why Not Others? | B — Up and back: In adults the ear canal is angled; pulling the pinna up and back straightens the canal. In children under 3... | C — Sideways: not the appropriate nursing action here | D — No pull: not the appropriate nursing action here | ⚠️ Exam Trap: Don’t confuse "Pulling the pinna down and back" with "Up and back" — they look alike and are easy to interchange. | 💎 PNC Pearl: Pulling the pinna down and back → Down-and-back straightens the paediatric canal</w:t>
       </w:r>
     </w:p>
     <w:p>
@@ -79,7 +79,7 @@
     </w:p>
     <w:p>
       <w:r>
-        <w:t>Solution: Gloves protect from bloodborne and body-fluid exposure.</w:t>
+        <w:t>Solution: ✅ Correct Answer: A. Handling blood or body fluids | 🧠 Clinical Rationale: Gloves protect from bloodborne and body-fluid exposure. | ❌ Why Not Others? | B — Only doing surgery: not the appropriate nursing action here | C — Only in the ICU: not the appropriate nursing action here | D — Only with children: not the appropriate nursing action here | ⚠️ Exam Trap: Read the exact question — the correct fact and its look-alike options are easy to interchange. | 💎 PNC Pearl: Handling blood or body fluids → Gloves protect from bloodborne and body-fluid exposure</w:t>
       </w:r>
     </w:p>
     <w:p>
@@ -124,7 +124,7 @@
     </w:p>
     <w:p>
       <w:r>
-        <w:t>Solution: Zero-tolerance policies and reporting protect staff.</w:t>
+        <w:t>Solution: ✅ Correct Answer: A. Hierarchy and stress | 🧠 Clinical Rationale: Zero-tolerance policies and reporting protect staff. | ❌ Why Not Others? | B — Personality alone: not the appropriate nursing action here | C — Diet: INH depletes B6; supplement to prevent neuropathy. | D — Exercise: Calcium, vitamin D, and fall prevention maintain bone health. | ⚠️ Exam Trap: Read the exact question — the correct fact and its look-alike options are easy to interchange. | 💎 PNC Pearl: Hierarchy and stress → Zero-tolerance policies and reporting protect staff</w:t>
       </w:r>
     </w:p>
     <w:p>
@@ -169,7 +169,7 @@
     </w:p>
     <w:p>
       <w:r>
-        <w:t>Solution: Stroke volume averages ~70 ml per beat; cardiac output = SV × HR.</w:t>
+        <w:t>Solution: ✅ Correct Answer: A. 70 ml | 🧠 Clinical Rationale: Stroke volume averages ~70 ml per beat; cardiac output = SV × HR. | ❌ Why Not Others? | B — 5 ml: not the appropriate nursing action here | C — 200 ml: High residuals suggest delayed emptying; hold the feed and report per protocol. | D — 500 ml: Tidal volume averages about 500 ml. | ⚠️ Exam Trap: Read the exact question — the correct fact and its look-alike options are easy to interchange. | 💎 PNC Pearl: 70 ml → Stroke volume averages ~ per beat; cardiac output = SV × HR</w:t>
       </w:r>
     </w:p>
     <w:p>
@@ -214,7 +214,7 @@
     </w:p>
     <w:p>
       <w:r>
-        <w:t>Solution: The epiglottis closes the laryngeal inlet during swallowing.</w:t>
+        <w:t>Solution: ✅ Correct Answer: A. Epiglottis | 🧠 Clinical Rationale: The epiglottis closes the laryngeal inlet during swallowing. | ❌ Why Not Others? | B — Uvula: not the appropriate nursing action here | C — Larynx only: not the appropriate nursing action here | D — Pharynx: not the appropriate nursing action here | ⚠️ Exam Trap: Read the exact question — the correct fact and its look-alike options are easy to interchange. | 💎 PNC Pearl: Epiglottis → closes the laryngeal inlet during swallowing</w:t>
       </w:r>
     </w:p>
     <w:p>
@@ -259,7 +259,7 @@
     </w:p>
     <w:p>
       <w:r>
-        <w:t>Solution: Retinopathy is the leading cause of blindness in working-age diabetics.</w:t>
+        <w:t>Solution: ✅ Correct Answer: A. Diabetic retinopathy | 🧠 Clinical Rationale: Retinopathy is the leading cause of blindness in working-age diabetics. | ❌ Why Not Others? | B — Cataract: Is the leading cause; NPB free surgery restores sight. | C — Glaucoma: Congenital glaucoma causes cloudy eyes and photophobia; surgery is urgent. | D — Trachoma: not the appropriate nursing action here | ⚠️ Exam Trap: Read the exact question — the correct fact and its look-alike options are easy to interchange. | 💎 PNC Pearl: Diabetic retinopathy → Retinopathy is the leading cause of blindness in working-age diabetics</w:t>
       </w:r>
     </w:p>
     <w:p>
@@ -304,7 +304,7 @@
     </w:p>
     <w:p>
       <w:r>
-        <w:t>Solution: PID is usually caused by ascending sexually transmitted organisms, leading to salpingitis and infertility.</w:t>
+        <w:t>Solution: ✅ Correct Answer: A. Ascending infection, often chlamydia or gonorrhoea | 🧠 Clinical Rationale: PID is usually caused by ascending sexually transmitted organisms, leading to salpingitis and infertility. | ❌ Why Not Others? | B — Trauma: Birth trauma, episiotomy pain, and epidurals impair bladder sensation; monitor voiding closely. | C — Radiation: Radiant loss of heat from the body surface predominates at rest. | D — Allergy: Screening prevents anaphylaxis; also send cultures before starting therapy. | ⚠️ Exam Trap: Read the exact question — the correct fact and its look-alike options are easy to interchange. | 💎 PNC Pearl: Ascending infection, often chlamydia or gonorrhoea → PID is usually caused by ascending sexually transmitted organisms, leading to salpingitis and infertility</w:t>
       </w:r>
     </w:p>
     <w:p>
@@ -349,7 +349,7 @@
     </w:p>
     <w:p>
       <w:r>
-        <w:t>Solution: Acid reducers treat dyspepsia and ulcers.</w:t>
+        <w:t>Solution: ✅ Correct Answer: A. Gastric acidity and ulcers | 🧠 Clinical Rationale: Acid reducers treat dyspepsia and ulcers. | ❌ Why Not Others? | B — Diarrhoea: Cholinergic side effects (nausea, vomiting, bradycardia) are common with cholinesterase inhibitors. | C — Constipation: Opioids slow GI motility; prophylactic stool softeners and fluids are routine. | D — Cough: Daily mucopurulent cough and repeated infections characterise bronchiectasis. | ⚠️ Exam Trap: Read the exact question — the correct fact and its look-alike options are easy to interchange. | 💎 PNC Pearl: Gastric acidity and ulcers → Acid reducers treat dyspepsia and ulcers</w:t>
       </w:r>
     </w:p>
     <w:p>
@@ -394,7 +394,7 @@
     </w:p>
     <w:p>
       <w:r>
-        <w:t>Solution: Dry cord care prevents omphalitis and tetanus; avoid harmful traditional applications.</w:t>
+        <w:t>Solution: ✅ Correct Answer: A. Keeping it clean and dry with no application of ash or turmeric | 🧠 Clinical Rationale: Dry cord care prevents omphalitis and tetanus; avoid harmful traditional applications. | ❌ Why Not Others? | B — Applying oil daily: not the appropriate nursing action here | C — Tying it tightly: not the appropriate nursing action here | D — Soaking in water: not the appropriate nursing action here | ⚠️ Exam Trap: Read the exact question — the correct fact and its look-alike options are easy to interchange. | 💎 PNC Pearl: Keeping it clean and dry with no application of ash or turmeric → Dry cord care prevents omphalitis and tetanus; avoid harmful traditional applications</w:t>
       </w:r>
     </w:p>
     <w:p>
@@ -439,7 +439,7 @@
     </w:p>
     <w:p>
       <w:r>
-        <w:t>Solution: Wilms' tumour is the most common renal malignancy of childhood; do not palpate the abdomen firmly (rupture risk).</w:t>
+        <w:t>Solution: ✅ Correct Answer: A. Children under 5 years | 🧠 Clinical Rationale: Wilms' tumour is the most common renal malignancy of childhood; do not palpate the abdomen firmly (rupture risk). | ❌ Why Not Others? | B — Elderly adults: not the appropriate nursing action here | C — Adolescents: RMNCH+A adds the adolescent health component to RMNCH. | D — Pregnant women: Janani Express/108 provide transport for institutional delivery and emergencies. | ⚠️ Exam Trap: Read the exact question — the correct fact and its look-alike options are easy to interchange. | 💎 PNC Pearl: Children under 5 years → Wilms' tumour is the most common renal malignancy of childhood; do not palpate the abdomen firmly (rupture risk)</w:t>
       </w:r>
     </w:p>
     <w:p>
@@ -484,7 +484,7 @@
     </w:p>
     <w:p>
       <w:r>
-        <w:t>Solution: SC heparin is given in the abdominal fat; IM is avoided.</w:t>
+        <w:t>Solution: ✅ Correct Answer: A. In the abdomen, avoiding the umbilicus | 🧠 Clinical Rationale: SC heparin is given in the abdominal fat; IM is avoided. | ❌ Why Not Others? | B — Intramuscularly: IM adrenaline is the first-line treatment. | C — Intravenously always: not the appropriate nursing action here | D — Into a vein directly: not the appropriate nursing action here | ⚠️ Exam Trap: Read the exact question — the correct fact and its look-alike options are easy to interchange. | 💎 PNC Pearl: In the abdomen, avoiding the umbilicus → SC heparin is given in the abdominal fat; IM is avoided</w:t>
       </w:r>
     </w:p>
     <w:p>
@@ -529,7 +529,7 @@
     </w:p>
     <w:p>
       <w:r>
-        <w:t>Solution: Standard gravity autoclave: 121 C, 15 psi, 15-20 min.</w:t>
+        <w:t>Solution: ✅ Correct Answer: A. 121 C for 15-20 minutes | 🧠 Clinical Rationale: Standard gravity autoclave: 121 C, 15 psi, 15-20 min. | ❌ Why Not Others? | B — 60 C for 1 hour: not the appropriate nursing action here | C — 100 C for 5 minutes: not the appropriate nursing action here | D — 200 C for 1 minute: not the appropriate nursing action here | ⚠️ Exam Trap: Don’t confuse "121 C for 15-20 minutes" with "100 C for 5 minutes" — they look alike and are easy to interchange. | 💎 PNC Pearl: 121 C for 15-20 minutes → Standard gravity autoclave: 121 C, 15 psi, 15-20 min</w:t>
       </w:r>
     </w:p>
     <w:p>
@@ -574,7 +574,7 @@
     </w:p>
     <w:p>
       <w:r>
-        <w:t>Solution: These signs suggest infection and need attention.</w:t>
+        <w:t>Solution: ✅ Correct Answer: A. Report increasing pain, redness, or fever | 🧠 Clinical Rationale: These signs suggest infection and need attention. | ❌ Why Not Others? | B — Keep the wound wet: not the appropriate nursing action here | C — Remove the dressing: not the appropriate nursing action here | D — Ignore the wound: not the appropriate nursing action here | ⚠️ Exam Trap: Read the exact question — the correct fact and its look-alike options are easy to interchange. | 💎 PNC Pearl: Report increasing pain, redness, or fever → These signs suggest infection and need attention</w:t>
       </w:r>
     </w:p>
     <w:p>
@@ -619,7 +619,7 @@
     </w:p>
     <w:p>
       <w:r>
-        <w:t>Solution: PPV rises with prevalence; in rare disease, even good tests give many false positives.</w:t>
+        <w:t>Solution: ✅ Correct Answer: A. Prevalence of disease in the population | 🧠 Clinical Rationale: PPV rises with prevalence; in rare disease, even good tests give many false positives. | ❌ Why Not Others? | B — Only sensitivity: not the appropriate nursing action here | C — Only specificity: not the appropriate nursing action here | D — Cost: Free services and outreach improve access. | ⚠️ Exam Trap: Read the exact question — the correct fact and its look-alike options are easy to interchange. | 💎 PNC Pearl: Prevalence of disease in the population → PPV rises with prevalence; in rare disease, even good tests give many false positives</w:t>
       </w:r>
     </w:p>
     <w:p>
@@ -664,7 +664,7 @@
     </w:p>
     <w:p>
       <w:r>
-        <w:t>Solution: Acid damage causes oesophagitis, ulcers, and strictures.</w:t>
+        <w:t>Solution: ✅ Correct Answer: A. Oesophagitis and stricture | 🧠 Clinical Rationale: Acid damage causes oesophagitis, ulcers, and strictures. | ❌ Why Not Others? | B — Pneumonia: Pathways reduce variation and improve outcomes. | C — Renal failure: The failing kidney cannot excrete potassium. | D — Anaemia: Affects more than half of pregnant women in India. | ⚠️ Exam Trap: Read the exact question — the correct fact and its look-alike options are easy to interchange. | 💎 PNC Pearl: Oesophagitis and stricture → Acid damage causes oesophagitis, ulcers, and strictures</w:t>
       </w:r>
     </w:p>
     <w:p>
@@ -709,7 +709,7 @@
     </w:p>
     <w:p>
       <w:r>
-        <w:t>Solution: Cilia sweep mucus and particles upward.</w:t>
+        <w:t>Solution: ✅ Correct Answer: A. Ciliated mucous membrane | 🧠 Clinical Rationale: Cilia sweep mucus and particles upward. | ❌ Why Not Others? | B — Smooth squamous cells: not the appropriate nursing action here | C — Keratin: not the appropriate nursing action here | D — Cartilage only: not the appropriate nursing action here | ⚠️ Exam Trap: Read the exact question — the correct fact and its look-alike options are easy to interchange. | 💎 PNC Pearl: Ciliated mucous membrane → Cilia sweep mucus and particles upward</w:t>
       </w:r>
     </w:p>
     <w:p>
@@ -754,7 +754,7 @@
     </w:p>
     <w:p>
       <w:r>
-        <w:t>Solution: Ligaments stabilize joints.</w:t>
+        <w:t>Solution: ✅ Correct Answer: A. Bone to bone | 🧠 Clinical Rationale: Ligaments stabilize joints. | ❌ Why Not Others? | B — Muscle to bone: Tendons attach muscle to bone; ligaments join bone to bone. | C — Muscle to skin: not the appropriate nursing action here | D — Nerve to bone: not the appropriate nursing action here | ⚠️ Exam Trap: Read the exact question — the correct fact and its look-alike options are easy to interchange. | 💎 PNC Pearl: Bone to bone → Ligaments stabilize joints</w:t>
       </w:r>
     </w:p>
     <w:p>
@@ -799,7 +799,7 @@
     </w:p>
     <w:p>
       <w:r>
-        <w:t>Solution: Upright feeding, thickened fluids, and supervision help.</w:t>
+        <w:t>Solution: ✅ Correct Answer: A. Dysphagia with poor positioning | 🧠 Clinical Rationale: Upright feeding, thickened fluids, and supervision help. | ❌ Why Not Others? | B — Diet: INH depletes B6; supplement to prevent neuropathy. | C — Climate: NMSA promotes sustainable agriculture. | D — Genetics: Diet and heredity drive LDL; statins and lifestyle lower it. | ⚠️ Exam Trap: Read the exact question — the correct fact and its look-alike options are easy to interchange. | 💎 PNC Pearl: Dysphagia with poor positioning → Upright feeding, thickened fluids, and supervision help</w:t>
       </w:r>
     </w:p>
     <w:p>
@@ -844,7 +844,7 @@
     </w:p>
     <w:p>
       <w:r>
-        <w:t>Solution: Bilirubin deposition yellows the skin and sclerae.</w:t>
+        <w:t>Solution: ✅ Correct Answer: A. Yellow discolouration of sclera and skin | 🧠 Clinical Rationale: Bilirubin deposition yellows the skin and sclerae. | ❌ Why Not Others? | B — Cyanosis: not the appropriate nursing action here | C — Pallor: Anaemia signs guide transfusion and treatment. | D — Rash: Allopurinol rash can precede severe reactions. | ⚠️ Exam Trap: Read the exact question — the correct fact and its look-alike options are easy to interchange. | 💎 PNC Pearl: Yellow discolouration of sclera and skin → Bilirubin deposition yellows the skin and sclerae</w:t>
       </w:r>
     </w:p>
     <w:p>
@@ -889,7 +889,7 @@
     </w:p>
     <w:p>
       <w:r>
-        <w:t>Solution: Acetylcholine triggers muscle contraction.</w:t>
+        <w:t>Solution: ✅ Correct Answer: A. Acetylcholine | 🧠 Clinical Rationale: Acetylcholine triggers muscle contraction. | ❌ Why Not Others? | B — Dopamine: RLS responds to dopamine agonists and iron correction. | C — Serotonin: The monoamine hypothesis links low serotonin/noradrenaline to depression; SSRIs raise them. | D — GABA: not the appropriate nursing action here | ⚠️ Exam Trap: Read the exact question — the correct fact and its look-alike options are easy to interchange. | 💎 PNC Pearl: Acetylcholine → triggers muscle contraction</w:t>
       </w:r>
     </w:p>
     <w:p>
@@ -934,7 +934,7 @@
     </w:p>
     <w:p>
       <w:r>
-        <w:t>Solution: Sulfonylureas can cause hypoglycaemia.</w:t>
+        <w:t>Solution: ✅ Correct Answer: A. Recognize hypoglycaemia and eat regular meals | 🧠 Clinical Rationale: Sulfonylureas can cause hypoglycaemia. | ❌ Why Not Others? | B — Skip meals: not the appropriate nursing action here | C — Avoid all sugar: not the appropriate nursing action here | D — Double doses: not the appropriate nursing action here | ⚠️ Exam Trap: Read the exact question — the correct fact and its look-alike options are easy to interchange. | 💎 PNC Pearl: Recognize hypoglycaemia and eat regular meals → Sulfonylureas can cause hypoglycaemia</w:t>
       </w:r>
     </w:p>
     <w:p>
@@ -979,7 +979,7 @@
     </w:p>
     <w:p>
       <w:r>
-        <w:t>Solution: Erythropoietin stimulates red cell production.</w:t>
+        <w:t>Solution: ✅ Correct Answer: A. Hypoxia (low blood oxygen) | 🧠 Clinical Rationale: Erythropoietin stimulates red cell production. | ❌ Why Not Others? | B — High blood sugar: not the appropriate nursing action here | C — Excess water: not the appropriate nursing action here | D — Low blood pressure only: not the appropriate nursing action here | ⚠️ Exam Trap: Don’t confuse "Hypoxia (low blood oxygen)" with "Low blood pressure only" — they look alike and are easy to interchange. | 💎 PNC Pearl: Hypoxia (low blood oxygen) → Erythropoietin stimulates red cell production</w:t>
       </w:r>
     </w:p>
     <w:p>
@@ -1024,7 +1024,7 @@
     </w:p>
     <w:p>
       <w:r>
-        <w:t>Solution: Newborns are nose breathers; saline drops and suction help.</w:t>
+        <w:t>Solution: ✅ Correct Answer: A. Physiological congestion and rhinitis | 🧠 Clinical Rationale: Newborns are nose breathers; saline drops and suction help. | ❌ Why Not Others? | B — Tumour always: not the appropriate nursing action here | C — Diet: INH depletes B6; supplement to prevent neuropathy. | D — Exercise: Calcium, vitamin D, and fall prevention maintain bone health. | ⚠️ Exam Trap: Read the exact question — the correct fact and its look-alike options are easy to interchange. | 💎 PNC Pearl: Physiological congestion and rhinitis → Newborns are nose breathers; saline drops and suction help</w:t>
       </w:r>
     </w:p>
     <w:p>
@@ -1069,7 +1069,7 @@
     </w:p>
     <w:p>
       <w:r>
-        <w:t>Solution: B symptoms (fever, night sweats, weight loss) with nodes suggest lymphoma.</w:t>
+        <w:t>Solution: ✅ Correct Answer: A. Painless lymphadenopathy, fever, and night sweats | 🧠 Clinical Rationale: B symptoms (fever, night sweats, weight loss) with nodes suggest lymphoma. | ❌ Why Not Others? | B — Bleeding: All anticoagulants raise bleeding risk. | C — Jaundice: Physiological jaundice from immature liver enzymes appears after 24 hours and resolves by day 7–10. | D — Bone pain only: not the appropriate nursing action here | ⚠️ Exam Trap: Read the exact question — the correct fact and its look-alike options are easy to interchange. | 💎 PNC Pearl: Painless lymphadenopathy, fever, and night sweats → B symptoms (fever, night sweats, weight loss) with nodes suggest lymphoma</w:t>
       </w:r>
     </w:p>
     <w:p>
@@ -1114,7 +1114,7 @@
     </w:p>
     <w:p>
       <w:r>
-        <w:t>Solution: Practical exams test competence in real or simulated settings.</w:t>
+        <w:t>Solution: ✅ Correct Answer: A. Psychomotor skills and clinical judgement | 🧠 Clinical Rationale: Practical exams test competence in real or simulated settings. | ❌ Why Not Others? | B — Only theory: not the appropriate nursing action here | C — Only attendance: not the appropriate nursing action here | D — Only writing: not the appropriate nursing action here | ⚠️ Exam Trap: Read the exact question — the correct fact and its look-alike options are easy to interchange. | 💎 PNC Pearl: Psychomotor skills and clinical judgement → Practical exams test competence in real or simulated settings</w:t>
       </w:r>
     </w:p>
     <w:p>
@@ -1159,7 +1159,7 @@
     </w:p>
     <w:p>
       <w:r>
-        <w:t>Solution: Separate calcium from these medications.</w:t>
+        <w:t>Solution: ✅ Correct Answer: A. Calcium binding tetracyclines and levothyroxine | 🧠 Clinical Rationale: Separate calcium from these medications. | ❌ Why Not Others? | B — Water: JJM (2019) provides functional tap connections to rural homes. | C — Fruits: The plate method simplifies portion control. | D — Exercise: Calcium, vitamin D, and fall prevention maintain bone health. | ⚠️ Exam Trap: Read the exact question — the correct fact and its look-alike options are easy to interchange. | 💎 PNC Pearl: Calcium binding tetracyclines and levothyroxine → Separate calcium from these medications</w:t>
       </w:r>
     </w:p>
     <w:p>
@@ -1204,7 +1204,7 @@
     </w:p>
     <w:p>
       <w:r>
-        <w:t>Solution: India achieved leprosy elimination at national level; surveillance continues.</w:t>
+        <w:t>Solution: ✅ Correct Answer: A. MDT coverage and early detection | 🧠 Clinical Rationale: India achieved leprosy elimination at national level; surveillance continues. | ❌ Why Not Others? | B — Vaccination: Absence of a scar does not mean no protection; check vaccination records. | C — Diet: INH depletes B6; supplement to prevent neuropathy. | D — Climate: NMSA promotes sustainable agriculture. | ⚠️ Exam Trap: Read the exact question — the correct fact and its look-alike options are easy to interchange. | 💎 PNC Pearl: MDT coverage and early detection → India achieved leprosy elimination at national level; surveillance continues</w:t>
       </w:r>
     </w:p>
     <w:p>
@@ -1249,7 +1249,7 @@
     </w:p>
     <w:p>
       <w:r>
-        <w:t>Solution: Head grows about 12 cm in year 1, 2 cm in year 2, then slows.</w:t>
+        <w:t>Solution: ✅ Correct Answer: A. 12 cm (33 cm to 45 cm) | 🧠 Clinical Rationale: Head grows about 12 cm in year 1, 2 cm in year 2, then slows. | ❌ Why Not Others? | B — 2 cm: not the first year? | C — 25 cm: not the first year? | D — 5 cm: not the first year? | ⚠️ Exam Trap: Don’t confuse "12 cm (33 cm to 45 cm)" with "2 cm" — they look alike and are easy to interchange. | 💎 PNC Pearl: 12 cm (33 cm to 45 cm) = the first year?</w:t>
       </w:r>
     </w:p>
     <w:p>
@@ -1294,7 +1294,7 @@
     </w:p>
     <w:p>
       <w:r>
-        <w:t>Solution: Chemical, gonococcal, and chlamydial conjunctivitis are the main types; treat per cause.</w:t>
+        <w:t>Solution: ✅ Correct Answer: A. Chemical prophylaxis or birth-canal infection | 🧠 Clinical Rationale: Chemical, gonococcal, and chlamydial conjunctivitis are the main types; treat per cause. | ❌ Why Not Others? | B — Allergy: Screening prevents anaphylaxis; also send cultures before starting therapy. | C — Trauma: Birth trauma, episiotomy pain, and epidurals impair bladder sensation; monitor voiding closely. | D — Diet: INH depletes B6; supplement to prevent neuropathy. | ⚠️ Exam Trap: Read the exact question — the correct fact and its look-alike options are easy to interchange. | 💎 PNC Pearl: Chemical prophylaxis or birth-canal infection → Chemical, gonococcal, and chlamydial conjunctivitis are the main types; treat per cause</w:t>
       </w:r>
     </w:p>
     <w:p>
@@ -1339,7 +1339,7 @@
     </w:p>
     <w:p>
       <w:r>
-        <w:t>Solution: Chronic steroids suppress the HPA axis; abrupt cessation can cause life-threatening adrenal insufficiency.</w:t>
+        <w:t>Solution: ✅ Correct Answer: A. Sudden withdrawal can cause adrenal crisis (Addisonian crisis) | 🧠 Clinical Rationale: Chronic steroids suppress the HPA axis; abrupt cessation can cause life-threatening adrenal insufficiency. | ❌ Why Not Others? | B — It causes rebound hypoglycaemia: not the appropriate nursing action here | C — It causes hypertension: not the appropriate nursing action here | D — It causes insomnia: not the appropriate nursing action here | ⚠️ Exam Trap: Read the exact question — the correct fact and its look-alike options are easy to interchange. | 💎 PNC Pearl: Sudden withdrawal can cause adrenal crisis (Addisonian crisis) → Chronic steroids suppress the HPA axis; abrupt cessation can cause life-threatening adrenal insufficiency</w:t>
       </w:r>
     </w:p>
     <w:p>
@@ -1384,7 +1384,7 @@
     </w:p>
     <w:p>
       <w:r>
-        <w:t>Solution: Cryptococcus causes meningitis in AIDS; treat with amphotericin.</w:t>
+        <w:t>Solution: ✅ Correct Answer: A. Cryptococcus neoformans | 🧠 Clinical Rationale: Cryptococcus causes meningitis in AIDS; treat with amphotericin. | ❌ Why Not Others? | B — Candida: Candidiasis (thrush) and cryptococcal meningitis dominate in AIDS. | C — Aspergillus: Causes invasive lung disease in neutropenia. | D — Histoplasma: Histoplasmosis causes pulmonary infection in endemic areas. | ⚠️ Exam Trap: Read the exact question — the correct fact and its look-alike options are easy to interchange. | 💎 PNC Pearl: Cryptococcus neoformans → Cryptococcus causes meningitis in AIDS; treat with amphotericin</w:t>
       </w:r>
     </w:p>
     <w:p>
@@ -1429,7 +1429,7 @@
     </w:p>
     <w:p>
       <w:r>
-        <w:t>Solution: A, D, E, and K dissolve in fat and are stored in the body.</w:t>
+        <w:t>Solution: ✅ Correct Answer: A. A, D, E, K | 🧠 Clinical Rationale: A, D, E, and K dissolve in fat and are stored in the body. | ❌ Why Not Others? | B — B-complex and C: not the appropriate nursing action here | C — A and C only: not the appropriate nursing action here | D — D and B12 only: not the appropriate nursing action here | ⚠️ Exam Trap: Read the exact question — the correct fact and its look-alike options are easy to interchange. | 💎 PNC Pearl: A, D, E, K → A, D, E, and K dissolve in fat and are stored in the body</w:t>
       </w:r>
     </w:p>
     <w:p>
@@ -1474,7 +1474,7 @@
     </w:p>
     <w:p>
       <w:r>
-        <w:t>Solution: Mucositis and xerostomia need gentle oral care and hydration.</w:t>
+        <w:t>Solution: ✅ Correct Answer: A. Maintain oral hygiene and report mucositis | 🧠 Clinical Rationale: Mucositis and xerostomia need gentle oral care and hydration. | ❌ Why Not Others? | B — Skip meals: not the appropriate nursing action here | C — Avoid fluids: not the appropriate nursing action here | D — Use hot spicy foods: not the appropriate nursing action here | ⚠️ Exam Trap: Read the exact question — the correct fact and its look-alike options are easy to interchange. | 💎 PNC Pearl: Maintain oral hygiene and report mucositis → Mucositis and xerostomia need gentle oral care and hydration</w:t>
       </w:r>
     </w:p>
     <w:p>
@@ -1519,7 +1519,7 @@
     </w:p>
     <w:p>
       <w:r>
-        <w:t>Solution: Hydration, warmth, and infection control prevent crises.</w:t>
+        <w:t>Solution: ✅ Correct Answer: A. Stay hydrated and avoid hypoxia, cold, and infection | 🧠 Clinical Rationale: Hydration, warmth, and infection control prevent crises. | ❌ Why Not Others? | B — Dehydrate: not the appropriate nursing action here | C — Live in cold places: not the appropriate nursing action here | D — Skip vaccines: not the appropriate nursing action here | ⚠️ Exam Trap: Read the exact question — the correct fact and its look-alike options are easy to interchange. | 💎 PNC Pearl: Stay hydrated and avoid hypoxia, cold, and infection → Hydration, warmth, and infection control prevent crises</w:t>
       </w:r>
     </w:p>
     <w:p>
@@ -1564,7 +1564,7 @@
     </w:p>
     <w:p>
       <w:r>
-        <w:t>Solution: CCUs care for cardiac patients.</w:t>
+        <w:t>Solution: ✅ Correct Answer: A. Coronary Care Unit | 🧠 Clinical Rationale: CCUs care for cardiac patients. | ❌ Why Not Others? | B — Critical Care Unit: not the appropriate nursing action here | C — Cardiac Consultation Unit: not the appropriate nursing action here | D — Central Care Unit: not the appropriate nursing action here | ⚠️ Exam Trap: Don’t confuse "Coronary Care Unit" with "Critical Care Unit" — they look alike and are easy to interchange. | 💎 PNC Pearl: Coronary Care Unit → CCUs care for cardiac patients</w:t>
       </w:r>
     </w:p>
     <w:p>
@@ -1609,7 +1609,7 @@
     </w:p>
     <w:p>
       <w:r>
-        <w:t>Solution: Aspirin in viral illness risks Reye syndrome.</w:t>
+        <w:t>Solution: ✅ Correct Answer: A. Reye syndrome risk | 🧠 Clinical Rationale: Aspirin in viral illness risks Reye syndrome. | ❌ Why Not Others? | B — Stomach pain: NSAIDs cause gastric irritation and bleeding. | C — Allergy: Screening prevents anaphylaxis; also send cultures before starting therapy. | D — Drowsiness: First-generation antihistamines sedate. | ⚠️ Exam Trap: Read the exact question — the correct fact and its look-alike options are easy to interchange. | 💎 PNC Pearl: Reye syndrome risk → Aspirin in viral illness risks Reye syndrome</w:t>
       </w:r>
     </w:p>
     <w:p>
@@ -1654,7 +1654,7 @@
     </w:p>
     <w:p>
       <w:r>
-        <w:t>Solution: PE from a dislodged thrombus is the life-threatening complication of DVT.</w:t>
+        <w:t>Solution: ✅ Correct Answer: A. Pulmonary embolism | 🧠 Clinical Rationale: PE from a dislodged thrombus is the life-threatening complication of DVT. | ❌ Why Not Others? | B — Chronic venous insufficiency: not the appropriate nursing action here | C — Cellulitis: not the appropriate nursing action here | D — Varicose veins: not the appropriate nursing action here | ⚠️ Exam Trap: Read the exact question — the correct fact and its look-alike options are easy to interchange. | 💎 PNC Pearl: Pulmonary embolism → PE from a dislodged thrombus is the life-threatening complication of DVT</w:t>
       </w:r>
     </w:p>
     <w:p>
@@ -1699,7 +1699,7 @@
     </w:p>
     <w:p>
       <w:r>
-        <w:t>Solution: SDG 3.1-3.4 target maternal, child, and NCD mortality.</w:t>
+        <w:t>Solution: ✅ Correct Answer: A. Ending preventable deaths and achieving UHC | 🧠 Clinical Rationale: SDG 3.1-3.4 target maternal, child, and NCD mortality. | ❌ Why Not Others? | B — Profit: not the appropriate nursing action here | C — Diet: INH depletes B6; supplement to prevent neuropathy. | D — Climate: NMSA promotes sustainable agriculture. | ⚠️ Exam Trap: Read the exact question — the correct fact and its look-alike options are easy to interchange. | 💎 PNC Pearl: Ending preventable deaths and achieving UHC → SDG 3.1-3.4 target maternal, child, and NCD mortality</w:t>
       </w:r>
     </w:p>
     <w:p>
@@ -1744,7 +1744,7 @@
     </w:p>
     <w:p>
       <w:r>
-        <w:t>Solution: R-on-T PVCs can trigger VF.</w:t>
+        <w:t>Solution: ✅ Correct Answer: A. A PVC occurring on the T wave, risking ventricular fibrillation | 🧠 Clinical Rationale: R-on-T PVCs can trigger VF. | ❌ Why Not Others? | B — Normal sinus rhythm: not the appropriate nursing action here | C — A benign finding: Mongolian spots are blue-grey patches common in dark-skinned babies; they fade with age. | D — An atrial beat: not the appropriate nursing action here | ⚠️ Exam Trap: Read the exact question — the correct fact and its look-alike options are easy to interchange. | 💎 PNC Pearl: A PVC occurring on the T wave, risking ventricular fibrillation → R-on-T PVCs can trigger VF</w:t>
       </w:r>
     </w:p>
     <w:p>
@@ -1789,7 +1789,7 @@
     </w:p>
     <w:p>
       <w:r>
-        <w:t>Solution: Simple random sampling is the basic probability method; the others are non-probability.</w:t>
+        <w:t>Solution: ✅ Correct Answer: A. Simple random sampling | 🧠 Clinical Rationale: Simple random sampling is the basic probability method; the others are non-probability. | ❌ Why Not Others? | B — Convenience sampling: Convenience sampling = Non-probability sampling | C — Purposive sampling: Purposive sampling = Non-probability sampling | D — Snowball sampling: not the appropriate nursing action here | ⚠️ Exam Trap: Read the exact question — the correct fact and its look-alike options are easy to interchange. | 💎 PNC Pearl: Simple random sampling → the basic probability method; the others are non-probability</w:t>
       </w:r>
     </w:p>
     <w:p>
@@ -1834,7 +1834,7 @@
     </w:p>
     <w:p>
       <w:r>
-        <w:t>Solution: MMR = maternal deaths per 100,000 live births; India's MMR has fallen steadily.</w:t>
+        <w:t>Solution: ✅ Correct Answer: A. Maternal deaths per 100,000 live births | 🧠 Clinical Rationale: MMR = maternal deaths per 100,000 live births; India's MMR has fallen steadily. | ❌ Why Not Others? | B — Maternal deaths per 1000 births: not the appropriate nursing action here | C — Deaths of mothers per 100,000 women: not the appropriate nursing action here | D — Stillbirths per 1000 births: not the appropriate nursing action here | ⚠️ Exam Trap: Don’t confuse "Maternal deaths per 100,000 live births" with "Maternal deaths per 1000 births" — they look alike and are easy to interchange. | 💎 PNC Pearl: Maternal deaths per 100,000 live births → MMR = ; India's MMR has fallen steadily</w:t>
       </w:r>
     </w:p>
     <w:p>
@@ -1879,7 +1879,7 @@
     </w:p>
     <w:p>
       <w:r>
-        <w:t>Solution: Blood agar supports most bacteria; selective media identify species.</w:t>
+        <w:t>Solution: ✅ Correct Answer: A. Nutrient agar/blood agar | 🧠 Clinical Rationale: Blood agar supports most bacteria; selective media identify species. | ❌ Why Not Others? | B — Sabouraud agar: not the appropriate nursing action here | C — Lowenstein-Jensen: LJ medium grows M. tuberculosis slowly over weeks. | D — MacConkey only: not the appropriate nursing action here | ⚠️ Exam Trap: Read the exact question — the correct fact and its look-alike options are easy to interchange. | 💎 PNC Pearl: Nutrient agar/blood agar → Blood agar supports most bacteria; selective media identify species</w:t>
       </w:r>
     </w:p>
     <w:p>
@@ -1924,7 +1924,7 @@
     </w:p>
     <w:p>
       <w:r>
-        <w:t>Solution: Anuria is essentially no urine output.</w:t>
+        <w:t>Solution: ✅ Correct Answer: A. 100 ml per day | 🧠 Clinical Rationale: Anuria is essentially no urine output. | ❌ Why Not Others? | B — 400 ml per day: Oliguria is less than 400 ml/day; anuria below 100 ml/day. | C — 800 ml per day: not the appropriate nursing action here | D — 1,500 ml per day: not the appropriate nursing action here | ⚠️ Exam Trap: Don’t confuse "100 ml per day" with "400 ml per day" — they look alike and are easy to interchange. | 💎 PNC Pearl: 100 ml per day → Anuria is essentially no urine output</w:t>
       </w:r>
     </w:p>
     <w:p>
@@ -1969,7 +1969,7 @@
     </w:p>
     <w:p>
       <w:r>
-        <w:t>Solution: Melanin from melanocytes determines skin colour.</w:t>
+        <w:t>Solution: ✅ Correct Answer: A. Melanin | 🧠 Clinical Rationale: Melanin from melanocytes determines skin colour. | ❌ Why Not Others? | B — Keratin: not the appropriate nursing action here | C — Haemoglobin: Hb is the primary anaemia screen; ferritin confirms iron status. | D — Bilirubin: Most phototherapy is for exaggerated physiological jaundice; monitor levels and response. | ⚠️ Exam Trap: Read the exact question — the correct fact and its look-alike options are easy to interchange. | 💎 PNC Pearl: Melanin → from melanocytes determines skin colour</w:t>
       </w:r>
     </w:p>
     <w:p>
@@ -2014,7 +2014,7 @@
     </w:p>
     <w:p>
       <w:r>
-        <w:t>Solution: HHS occurs in type 2 diabetes with glucose &gt;600 mg/dl, extreme dehydration, and no significant ketosis.</w:t>
+        <w:t>Solution: ✅ Correct Answer: A. Type 2 diabetes with severe dehydration and very high glucose | 🧠 Clinical Rationale: HHS occurs in type 2 diabetes with glucose &gt;600 mg/dl, extreme dehydration, and no significant ketosis. | ❌ Why Not Others? | B — Type 1 diabetes without insulin: not the appropriate nursing action here | C — Insulin overdose: not the appropriate nursing action here | D — Exercise: Calcium, vitamin D, and fall prevention maintain bone health. | ⚠️ Exam Trap: Don’t confuse "Type 2 diabetes with severe dehydration and very high glucose" with "Type 1 diabetes without insulin" — they look alike and are easy to interchange. | 💎 PNC Pearl: Type 2 diabetes with severe dehydration and very high glucose → HHS occurs in type 2 diabetes with glucose &gt;600 mg/dl, extreme dehydration, and no significant ketosis</w:t>
       </w:r>
     </w:p>
     <w:p>
@@ -2059,7 +2059,7 @@
     </w:p>
     <w:p>
       <w:r>
-        <w:t>Solution: Nightmares are common in PTSD; imagery rehearsal therapy helps.</w:t>
+        <w:t>Solution: ✅ Correct Answer: A. Stress and trauma | 🧠 Clinical Rationale: Nightmares are common in PTSD; imagery rehearsal therapy helps. | ❌ Why Not Others? | B — Medication always: not the appropriate nursing action here | C — Diet: INH depletes B6; supplement to prevent neuropathy. | D — Exercise: Calcium, vitamin D, and fall prevention maintain bone health. | ⚠️ Exam Trap: Read the exact question — the correct fact and its look-alike options are easy to interchange. | 💎 PNC Pearl: Stress and trauma → Nightmares are common in PTSD; imagery rehearsal therapy helps</w:t>
       </w:r>
     </w:p>
     <w:p>
@@ -2104,7 +2104,7 @@
     </w:p>
     <w:p>
       <w:r>
-        <w:t>Solution: Pneumonia and severe diarrhoea cause most measles deaths; two-dose MMR prevents them.</w:t>
+        <w:t>Solution: ✅ Correct Answer: A. Pneumonia and diarrhoea | 🧠 Clinical Rationale: Pneumonia and severe diarrhoea cause most measles deaths; two-dose MMR prevents them. | ❌ Why Not Others? | B — Constipation: Opioids slow GI motility; prophylactic stool softeners and fluids are routine. | C — Fractures: Recognize and report suspected abuse; protect the child. | D — Obesity: Is BMI ≥30; overweight is 25-29.9. | ⚠️ Exam Trap: Read the exact question — the correct fact and its look-alike options are easy to interchange. | 💎 PNC Pearl: Pneumonia and diarrhoea → Pneumonia and severe diarrhoea cause most measles deaths; two-dose MMR prevents them</w:t>
       </w:r>
     </w:p>
     <w:p>
@@ -2149,7 +2149,7 @@
     </w:p>
     <w:p>
       <w:r>
-        <w:t>Solution: IQ is normally distributed around 100.</w:t>
+        <w:t>Solution: ✅ Correct Answer: A. 100 | 🧠 Clinical Rationale: IQ is normally distributed around 100. | ❌ Why Not Others? | B — 50: Rajasthan has 50 districts (after recent reorganisations). | C — 150: Platelets are 1.5–4.5 lakh/mm3. | D — 200: The Rajasthan Legislative Assembly has 200 seats. | ⚠️ Exam Trap: Read the exact question — the correct fact and its look-alike options are easy to interchange. | 💎 PNC Pearl: 100 → IQ is normally distributed around</w:t>
       </w:r>
     </w:p>
     <w:p>
@@ -2194,7 +2194,7 @@
     </w:p>
     <w:p>
       <w:r>
-        <w:t>Solution: Infantile hypertrophic pyloric stenosis is 4 times commoner in boys.</w:t>
+        <w:t>Solution: ✅ Correct Answer: A. Males (4:1) | 🧠 Clinical Rationale: Infantile hypertrophic pyloric stenosis is 4 times commoner in boys. | ❌ Why Not Others? | B — Females: India's sex ratio is stated as females per 1000 males (about 1020 in recent NFHS). | C — Both equally: not the appropriate nursing action here | D — Females 4:1: not the appropriate nursing action here | ⚠️ Exam Trap: Read the exact question — the correct fact and its look-alike options are easy to interchange. | 💎 PNC Pearl: Males (4:1) → Infantile hypertrophic pyloric stenosis is 4 times commoner in boys</w:t>
       </w:r>
     </w:p>
     <w:p>
@@ -2239,7 +2239,7 @@
     </w:p>
     <w:p>
       <w:r>
-        <w:t>Solution: Long antibiotic courses and symptom monitoring are essential.</w:t>
+        <w:t>Solution: ✅ Correct Answer: A. Report fever, chills, and new murmurs; complete antibiotic course | 🧠 Clinical Rationale: Long antibiotic courses and symptom monitoring are essential. | ❌ Why Not Others? | B — Stop antibiotics early: not the appropriate nursing action here | C — Exercise heavily: not the appropriate nursing action here | D — Skip dental care: not the appropriate nursing action here | ⚠️ Exam Trap: Read the exact question — the correct fact and its look-alike options are easy to interchange. | 💎 PNC Pearl: Report fever, chills, and new murmurs; complete antibiotic course → Long antibiotic courses and symptom monitoring are essential</w:t>
       </w:r>
     </w:p>
     <w:p>
@@ -2284,7 +2284,7 @@
     </w:p>
     <w:p>
       <w:r>
-        <w:t>Solution: Dura (tough) → arachnoid → pia (delicate) from outside in.</w:t>
+        <w:t>Solution: ✅ Correct Answer: A. Dura mater | 🧠 Clinical Rationale: Dura (tough) → arachnoid → pia (delicate) from outside in. | ❌ Why Not Others? | B — Arachnoid mater: not the appropriate nursing action here | C — Pia mater: not the appropriate nursing action here | D — Ependyma: not the appropriate nursing action here | ⚠️ Exam Trap: Read the exact question — the correct fact and its look-alike options are easy to interchange. | 💎 PNC Pearl: Dura (tough) → arachnoid → pia (delicate) from outside in.</w:t>
       </w:r>
     </w:p>
     <w:p>
@@ -2329,7 +2329,7 @@
     </w:p>
     <w:p>
       <w:r>
-        <w:t>Solution: Neonatal conditions dominate infant deaths; home-based newborn care reduces them.</w:t>
+        <w:t>Solution: ✅ Correct Answer: A. Neonatal causes, mainly prematurity and asphyxia | 🧠 Clinical Rationale: Neonatal conditions dominate infant deaths; home-based newborn care reduces them. | ❌ Why Not Others? | B — Cancer: Screen and treat comorbid depression in chronic disease. | C — Trauma: Birth trauma, episiotomy pain, and epidurals impair bladder sensation; monitor voiding closely. | D — Obesity: Is BMI ≥30; overweight is 25-29.9. | ⚠️ Exam Trap: Read the exact question — the correct fact and its look-alike options are easy to interchange. | 💎 PNC Pearl: Neonatal causes, mainly prematurity and asphyxia → Neonatal conditions dominate infant deaths; home-based newborn care reduces them</w:t>
       </w:r>
     </w:p>
     <w:p>
@@ -2374,7 +2374,7 @@
     </w:p>
     <w:p>
       <w:r>
-        <w:t>Solution: Unclean delivery practices and retained products cause severe endometritis and sepsis.</w:t>
+        <w:t>Solution: ✅ Correct Answer: A. Anaerobic and aerobic genital tract infection, often after home delivery | 🧠 Clinical Rationale: Unclean delivery practices and retained products cause severe endometritis and sepsis. | ❌ Why Not Others? | B — Viral flu: not the appropriate nursing action here | C — Urinary stones: not the appropriate nursing action here | D — Constipation: Opioids slow GI motility; prophylactic stool softeners and fluids are routine. | ⚠️ Exam Trap: Read the exact question — the correct fact and its look-alike options are easy to interchange. | 💎 PNC Pearl: Anaerobic and aerobic genital tract infection, often after home delivery → Unclean delivery practices and retained products cause severe endometritis and sepsis</w:t>
       </w:r>
     </w:p>
     <w:p>
@@ -2419,7 +2419,7 @@
     </w:p>
     <w:p>
       <w:r>
-        <w:t>Solution: Girls' education is the strongest fertility reducer.</w:t>
+        <w:t>Solution: ✅ Correct Answer: A. Low education, early marriage, and son preference | 🧠 Clinical Rationale: Girls' education is the strongest fertility reducer. | ❌ Why Not Others? | B — Genetics: Diet and heredity drive LDL; statins and lifestyle lower it. | C — Climate: NMSA promotes sustainable agriculture. | D — Diet: INH depletes B6; supplement to prevent neuropathy. | ⚠️ Exam Trap: Read the exact question — the correct fact and its look-alike options are easy to interchange. | 💎 PNC Pearl: Low education, early marriage, and son preference → Girls' education is the strongest fertility reducer</w:t>
       </w:r>
     </w:p>
     <w:p>
@@ -2464,7 +2464,7 @@
     </w:p>
     <w:p>
       <w:r>
-        <w:t>Solution: Childbirth education and a supportive birth companion reduce fear.</w:t>
+        <w:t>Solution: ✅ Correct Answer: A. Lack of information and negative experiences | 🧠 Clinical Rationale: Childbirth education and a supportive birth companion reduce fear. | ❌ Why Not Others? | B — Disease: Sickle cell, congenital heart disease, and infections cause most paediatric strokes. | C — Diet: INH depletes B6; supplement to prevent neuropathy. | D — Exercise: Calcium, vitamin D, and fall prevention maintain bone health. | ⚠️ Exam Trap: Read the exact question — the correct fact and its look-alike options are easy to interchange. | 💎 PNC Pearl: Lack of information and negative experiences → Childbirth education and a supportive birth companion reduce fear</w:t>
       </w:r>
     </w:p>
     <w:p>
@@ -2509,7 +2509,7 @@
     </w:p>
     <w:p>
       <w:r>
-        <w:t>Solution: The family is the basic social unit, providing socialization and support.</w:t>
+        <w:t>Solution: ✅ Correct Answer: A. Family | 🧠 Clinical Rationale: The family is the basic social unit, providing socialization and support. | ❌ Why Not Others? | B — Village: ASHA and similar workers bridge communities and services. — not the unit of society | C — State: Rajasthan's 108 ambulance service is run by the health department with an operator partner. — not the unit of society | D — Nation: not the unit of society | ⚠️ Exam Trap: Match each unit to its exact quantity — units of related quantities are the classic trap. | 💎 PNC Pearl: Family = unit of society</w:t>
       </w:r>
     </w:p>
     <w:p>
@@ -2554,7 +2554,7 @@
     </w:p>
     <w:p>
       <w:r>
-        <w:t>Solution: The 6-year molars are the first permanent teeth, erupting behind the deciduous molars.</w:t>
+        <w:t>Solution: ✅ Correct Answer: A. First molars at about 6 years | 🧠 Clinical Rationale: The 6-year molars are the first permanent teeth, erupting behind the deciduous molars. | ❌ Why Not Others? | B — Incisors at 2 years: not the first permanent teeth | C — Canines at 4 years: not the first permanent teeth | D — Premolars at 12 years: not the first permanent teeth | ⚠️ Exam Trap: Read the exact question — the correct fact and its look-alike options are easy to interchange. | 💎 PNC Pearl: First molars at about 6 years = the first permanent teeth</w:t>
       </w:r>
     </w:p>
     <w:p>
@@ -2599,7 +2599,7 @@
     </w:p>
     <w:p>
       <w:r>
-        <w:t>Solution: Peritonitis (cloudy effluent, abdominal pain, fever) is the major infectious complication.</w:t>
+        <w:t>Solution: ✅ Correct Answer: A. Peritonitis | 🧠 Clinical Rationale: Peritonitis (cloudy effluent, abdominal pain, fever) is the major infectious complication. | ❌ Why Not Others? | B — Hypotension: Intradialytic hypotension from rapid fluid removal is the most common complication. | C — Haemorrhage: Obstetric haemorrhage is the leading direct cause of maternal death. | D — Hypothermia: Severe malnutrition risks hypoglycaemia, hypothermia, and electrolyte imbalance; treat urgently. | ⚠️ Exam Trap: Read the exact question — the correct fact and its look-alike options are easy to interchange. | 💎 PNC Pearl: Peritonitis → (cloudy effluent, abdominal pain, fever) is the major infectious complication</w:t>
       </w:r>
     </w:p>
     <w:p>
@@ -2644,7 +2644,7 @@
     </w:p>
     <w:p>
       <w:r>
-        <w:t>Solution: Support autonomy and provide guidance.</w:t>
+        <w:t>Solution: ✅ Correct Answer: A. Normal psychosocial development | 🧠 Clinical Rationale: Support autonomy and provide guidance. | ❌ Why Not Others? | B — Disease always: not the appropriate nursing action here | C — Diet: INH depletes B6; supplement to prevent neuropathy. | D — Exercise: Calcium, vitamin D, and fall prevention maintain bone health. | ⚠️ Exam Trap: Read the exact question — the correct fact and its look-alike options are easy to interchange. | 💎 PNC Pearl: Normal psychosocial development → Support autonomy and provide guidance</w:t>
       </w:r>
     </w:p>
     <w:p>
@@ -2689,7 +2689,7 @@
     </w:p>
     <w:p>
       <w:r>
-        <w:t>Solution: Stimulant psychosis mimics schizophrenia; manage withdrawal and psychosis.</w:t>
+        <w:t>Solution: ✅ Correct Answer: A. Psychosis, hypertension, and cardiac events | 🧠 Clinical Rationale: Stimulant psychosis mimics schizophrenia; manage withdrawal and psychosis. | ❌ Why Not Others? | B — Sedation: The Pasero scale grades sedation to prevent respiratory depression. | C — Diet: INH depletes B6; supplement to prevent neuropathy. | D — Exercise: Calcium, vitamin D, and fall prevention maintain bone health. | ⚠️ Exam Trap: Read the exact question — the correct fact and its look-alike options are easy to interchange. | 💎 PNC Pearl: Psychosis, hypertension, and cardiac events → Stimulant psychosis mimics schizophrenia; manage withdrawal and psychosis</w:t>
       </w:r>
     </w:p>
     <w:p>
@@ -2734,7 +2734,7 @@
     </w:p>
     <w:p>
       <w:r>
-        <w:t>Solution: Draining wounds with multidrug-resistant organisms require contact precautions.</w:t>
+        <w:t>Solution: ✅ Correct Answer: A. Contact precautions | 🧠 Clinical Rationale: Draining wounds with multidrug-resistant organisms require contact precautions. | ❌ Why Not Others? | B — Airborne precautions: Varicella (chickenpox) spreads by airborne droplet nuclei, requiring airborne precautions. | C — Droplet precautions: Neisseria meningitidis spreads by droplets; droplet precautions for the first 24 hours of effective antibio... | D — No precautions: not the appropriate nursing action here | ⚠️ Exam Trap: Read the exact question — the correct fact and its look-alike options are easy to interchange. | 💎 PNC Pearl: Contact precautions → Draining wounds with multidrug-resistant organisms require</w:t>
       </w:r>
     </w:p>
     <w:p>
@@ -2779,7 +2779,7 @@
     </w:p>
     <w:p>
       <w:r>
-        <w:t>Solution: Early mobility prevents thromboembolism and pneumonia.</w:t>
+        <w:t>Solution: ✅ Correct Answer: A. Prevent DVT and respiratory complications | 🧠 Clinical Rationale: Early mobility prevents thromboembolism and pneumonia. | ❌ Why Not Others? | B — Increase appetite only: not the appropriate nursing action here | C — Cool the body: not the appropriate nursing action here | D — Reduce fever: Antipyretics and antihistamines manage infusion reactions. | ⚠️ Exam Trap: Read the exact question — the correct fact and its look-alike options are easy to interchange. | 💎 PNC Pearl: Prevent DVT and respiratory complications → Early mobility prevents thromboembolism and pneumonia</w:t>
       </w:r>
     </w:p>
     <w:p>
@@ -2824,7 +2824,7 @@
     </w:p>
     <w:p>
       <w:r>
-        <w:t>Solution: Cholinergic neuron loss in the basal forebrain underlies memory loss in Alzheimer's.</w:t>
+        <w:t>Solution: ✅ Correct Answer: A. Acetylcholine | 🧠 Clinical Rationale: Cholinergic neuron loss in the basal forebrain underlies memory loss in Alzheimer's. | ❌ Why Not Others? | B — Dopamine: RLS responds to dopamine agonists and iron correction. | C — Serotonin: The monoamine hypothesis links low serotonin/noradrenaline to depression; SSRIs raise them. | D — GABA: not the appropriate nursing action here | ⚠️ Exam Trap: Read the exact question — the correct fact and its look-alike options are easy to interchange. | 💎 PNC Pearl: Acetylcholine → Cholinergic neuron loss in the basal forebrain underlies memory loss in Alzheimer's</w:t>
       </w:r>
     </w:p>
     <w:p>
@@ -2869,7 +2869,7 @@
     </w:p>
     <w:p>
       <w:r>
-        <w:t>Solution: Turning sheets mobilise clients with minimal shear.</w:t>
+        <w:t>Solution: ✅ Correct Answer: A. Reposition a client safely with less friction | 🧠 Clinical Rationale: Turning sheets mobilise clients with minimal shear. | ❌ Why Not Others? | B — Restrain the client: not the appropriate nursing action here | C — Keep the bed neat: not the appropriate nursing action here | D — Cover the client: not the appropriate nursing action here | ⚠️ Exam Trap: Read the exact question — the correct fact and its look-alike options are easy to interchange. | 💎 PNC Pearl: Reposition a client safely with less friction → Turning sheets mobilise clients with minimal shear</w:t>
       </w:r>
     </w:p>
     <w:p>
@@ -2914,7 +2914,7 @@
     </w:p>
     <w:p>
       <w:r>
-        <w:t>Solution: P. vivax dominates in Rajasthan; treat with safe antimalarials (chloroquine/ACT per policy).</w:t>
+        <w:t>Solution: ✅ Correct Answer: A. Plasmodium vivax (with falciparum in endemic areas) | 🧠 Clinical Rationale: P. vivax dominates in Rajasthan; treat with safe antimalarials (chloroquine/ACT per policy). | ❌ Why Not Others? | B — Diet: INH depletes B6; supplement to prevent neuropathy. | C — Exercise: Calcium, vitamin D, and fall prevention maintain bone health. | D — Vaccination: Absence of a scar does not mean no protection; check vaccination records. | ⚠️ Exam Trap: Read the exact question — the correct fact and its look-alike options are easy to interchange. | 💎 PNC Pearl: Plasmodium vivax (with falciparum in endemic areas) → P. vivax dominates in Rajasthan; treat with safe antimalarials (chloroquine/ACT per policy)</w:t>
       </w:r>
     </w:p>
     <w:p>
@@ -2959,7 +2959,7 @@
     </w:p>
     <w:p>
       <w:r>
-        <w:t>Solution: Nutrition from conception to age 2 shapes lifelong health.</w:t>
+        <w:t>Solution: ✅ Correct Answer: A. Irreversible brain and growth programming | 🧠 Clinical Rationale: Nutrition from conception to age 2 shapes lifelong health. | ❌ Why Not Others? | B — Convenience: Convenience = Non-probability sampling — not the first 1000 days importance | C — Diet: INH depletes B6; supplement to prevent neuropathy. — not the first 1000 days importance | D — Climate: NMSA promotes sustainable agriculture. — not the first 1000 days importance | ⚠️ Exam Trap: Read the exact question — the correct fact and its look-alike options are easy to interchange. | 💎 PNC Pearl: Irreversible brain and growth programming = the first 1000 days importance</w:t>
       </w:r>
     </w:p>
     <w:p>
@@ -3004,7 +3004,7 @@
     </w:p>
     <w:p>
       <w:r>
-        <w:t>Solution: Methylphenidate treats ADHD; monitor growth and abuse.</w:t>
+        <w:t>Solution: ✅ Correct Answer: A. ADHD treatment | 🧠 Clinical Rationale: Methylphenidate treats ADHD; monitor growth and abuse. | ❌ Why Not Others? | B — Insomnia: Difficulty falling or staying asleep, is the most common sleep complaint. | C — Diet: INH depletes B6; supplement to prevent neuropathy. | D — Exercise: Calcium, vitamin D, and fall prevention maintain bone health. | ⚠️ Exam Trap: Read the exact question — the correct fact and its look-alike options are easy to interchange. | 💎 PNC Pearl: ADHD treatment → Methylphenidate treats ADHD; monitor growth and abuse</w:t>
       </w:r>
     </w:p>
     <w:p>
@@ -3049,7 +3049,7 @@
     </w:p>
     <w:p>
       <w:r>
-        <w:t>Solution: Use catheters only when needed and remove early.</w:t>
+        <w:t>Solution: ✅ Correct Answer: A. Catheter biofilm and poor aseptic technique | 🧠 Clinical Rationale: Use catheters only when needed and remove early. | ❌ Why Not Others? | B — Hydration: Vaso-occlusive crisis: fluids, oxygen, opioids, and transfusion; avoid cold and dehydration. | C — Diet: INH depletes B6; supplement to prevent neuropathy. | D — Climate: NMSA promotes sustainable agriculture. | ⚠️ Exam Trap: Read the exact question — the correct fact and its look-alike options are easy to interchange. | 💎 PNC Pearl: Catheter biofilm and poor aseptic technique → Use catheters only when needed and remove early</w:t>
       </w:r>
     </w:p>
     <w:p>
@@ -3094,7 +3094,7 @@
     </w:p>
     <w:p>
       <w:r>
-        <w:t>Solution: Intussusception presents with colicky pain, red-currant-jelly stools, and a sausage mass.</w:t>
+        <w:t>Solution: ✅ Correct Answer: A. Idiopathic ileocolic invagination at 3-12 months | 🧠 Clinical Rationale: Intussusception presents with colicky pain, red-currant-jelly stools, and a sausage mass. | ❌ Why Not Others? | B — Tumour always: not the appropriate nursing action here | C — Infection always: not the appropriate nursing action here | D — Diet: INH depletes B6; supplement to prevent neuropathy. | ⚠️ Exam Trap: Read the exact question — the correct fact and its look-alike options are easy to interchange. | 💎 PNC Pearl: Idiopathic ileocolic invagination at 3-12 months → Intussusception presents with colicky pain, red-currant-jelly stools, and a sausage mass</w:t>
       </w:r>
     </w:p>
     <w:p>
@@ -3139,7 +3139,7 @@
     </w:p>
     <w:p>
       <w:r>
-        <w:t>Solution: Disinfection reduces but does not eliminate spores.</w:t>
+        <w:t>Solution: ✅ Correct Answer: A. Reduction of pathogens to safe levels (not spores) | 🧠 Clinical Rationale: Disinfection reduces but does not eliminate spores. | ❌ Why Not Others? | B — Killing all microbes: not the appropriate nursing action here | C — Cleaning: Washing/cleaning and checking are the most common compulsions. | D — Drying: Salting, and pickling are traditional preservations. | ⚠️ Exam Trap: Read the exact question — the correct fact and its look-alike options are easy to interchange. | 💎 PNC Pearl: Reduction of pathogens to safe levels (not spores) → Disinfection reduces but does not eliminate spores</w:t>
       </w:r>
     </w:p>
     <w:p>
@@ -3184,7 +3184,7 @@
     </w:p>
     <w:p>
       <w:r>
-        <w:t>Solution: Weight-based dosing is standard in children.</w:t>
+        <w:t>Solution: ✅ Correct Answer: A. Body weight or surface area | 🧠 Clinical Rationale: Weight-based dosing is standard in children. | ❌ Why Not Others? | B — Age alone: not the appropriate nursing action here | C — Height only: not the appropriate nursing action here | D — Appetite: Cannabis: euphoria, relaxation, appetite stimulation, and altered perception; high doses cause anxiety. | ⚠️ Exam Trap: Read the exact question — the correct fact and its look-alike options are easy to interchange. | 💎 PNC Pearl: Body weight or surface area → Weight-based dosing is standard in children</w:t>
       </w:r>
     </w:p>
     <w:p>
@@ -3229,7 +3229,7 @@
     </w:p>
     <w:p>
       <w:r>
-        <w:t>Solution: PDCA is the quality improvement cycle.</w:t>
+        <w:t>Solution: ✅ Correct Answer: A. Plan, Do, Check, Act | 🧠 Clinical Rationale: PDCA is the quality improvement cycle. | ❌ Why Not Others? | B — Plan, Develop, Check, Act: not the appropriate nursing action here | C — Prepare, Do, Control, Assess: not the appropriate nursing action here | D — Plan, Do, Correct, Audit: not the appropriate nursing action here | ⚠️ Exam Trap: Don’t confuse "Plan, Do, Check, Act" with "Plan, Develop, Check, Act" — they look alike and are easy to interchange. | 💎 PNC Pearl: Plan, Do, Check, Act → PDCA is the quality improvement cycle</w:t>
       </w:r>
     </w:p>
     <w:p>
@@ -3274,7 +3274,7 @@
     </w:p>
     <w:p>
       <w:r>
-        <w:t>Solution: Count the apical pulse for 1 minute; hold digoxin if &lt;60 in adults.</w:t>
+        <w:t>Solution: ✅ Correct Answer: A. Digoxin | 🧠 Clinical Rationale: Count the apical pulse for 1 minute; hold digoxin if &lt;60 in adults. | ❌ Why Not Others? | B — Paracetamol: Hepatotoxicity is dose-dependent; NAC is the antidote. | C — Vitamins: Fortified salt, wheat, rice, and oil address hidden hunger. | D — Antacids: Chelate fluoroquinolones, reducing absorption. | ⚠️ Exam Trap: Read the exact question — the correct fact and its look-alike options are easy to interchange. | 💎 PNC Pearl: Digoxin → Count the apical pulse for 1 minute; hold if &lt;60 in adults</w:t>
       </w:r>
     </w:p>
     <w:p>
@@ -3319,7 +3319,7 @@
     </w:p>
     <w:p>
       <w:r>
-        <w:t>Solution: Amoebiasis causes bloody stools with tenesmus; metronidazole treats it.</w:t>
+        <w:t>Solution: ✅ Correct Answer: A. Entamoeba histolytica | 🧠 Clinical Rationale: Amoebiasis causes bloody stools with tenesmus; metronidazole treats it. | ❌ Why Not Others? | B — Shigella always: not the appropriate nursing action here | C — Salmonella always: not the appropriate nursing action here | D — Diet: INH depletes B6; supplement to prevent neuropathy. | ⚠️ Exam Trap: Read the exact question — the correct fact and its look-alike options are easy to interchange. | 💎 PNC Pearl: Amoebiasis causes bloody stools with tenesmus; metronidazole treats it.</w:t>
       </w:r>
     </w:p>
     <w:p>
@@ -3364,7 +3364,7 @@
     </w:p>
     <w:p>
       <w:r>
-        <w:t>Solution: Oral drugs pass through the liver, reducing bioavailability.</w:t>
+        <w:t>Solution: ✅ Correct Answer: A. Metabolized by the liver before reaching systemic circulation | 🧠 Clinical Rationale: Oral drugs pass through the liver, reducing bioavailability. | ❌ Why Not Others? | B — Absorbed completely: not the first | C — Excreted unchanged: not the first | D — Activated in the skin: not the first | ⚠️ Exam Trap: Read the exact question — the correct fact and its look-alike options are easy to interchange. | 💎 PNC Pearl: Metabolized by the liver before reaching systemic circulation = the first</w:t>
       </w:r>
     </w:p>
     <w:p>
@@ -3409,7 +3409,7 @@
     </w:p>
     <w:p>
       <w:r>
-        <w:t>Solution: Neutrophils make up about 50-70% of WBCs.</w:t>
+        <w:t>Solution: ✅ Correct Answer: A. Neutrophil | 🧠 Clinical Rationale: Neutrophils make up about 50-70% of WBCs. | ❌ Why Not Others? | B — Lymphocyte: B lymphocytes mature into antibody-secreting plasma cells. | C — Eosinophil: Eosinophils increase in parasitic infections and allergy. | D — Basophil: Mast cells in tissues release histamine. | ⚠️ Exam Trap: Read the exact question — the correct fact and its look-alike options are easy to interchange. | 💎 PNC Pearl: Neutrophil → Neutrophils make up about 50-70% of WBCs</w:t>
       </w:r>
     </w:p>
     <w:p>
@@ -3454,7 +3454,7 @@
     </w:p>
     <w:p>
       <w:r>
-        <w:t>Solution: Ribosomes assemble amino acids into proteins.</w:t>
+        <w:t>Solution: ✅ Correct Answer: A. Ribosome | 🧠 Clinical Rationale: Ribosomes assemble amino acids into proteins. | ❌ Why Not Others? | B — Lysosome: not the appropriate nursing action here | C — Nucleus: not the appropriate nursing action here | D — Mitochondrion: Oxidative phosphorylation in mitochondria generates the bulk of ATP. | ⚠️ Exam Trap: Read the exact question — the correct fact and its look-alike options are easy to interchange. | 💎 PNC Pearl: Ribosome → Ribosomes assemble amino acids into proteins</w:t>
       </w:r>
     </w:p>
     <w:p>
@@ -3499,7 +3499,7 @@
     </w:p>
     <w:p>
       <w:r>
-        <w:t>Solution: Controlling closes the management loop with evaluation.</w:t>
+        <w:t>Solution: ✅ Correct Answer: A. Monitoring performance against standards and correcting | 🧠 Clinical Rationale: Controlling closes the management loop with evaluation. | ❌ Why Not Others? | B — Setting goals: Orientation establishes rapport and contract. | C — Hiring staff: not the appropriate nursing action here | D — Building wards: not the appropriate nursing action here | ⚠️ Exam Trap: Read the exact question — the correct fact and its look-alike options are easy to interchange. | 💎 PNC Pearl: Monitoring performance against standards and correcting → Controlling closes the management loop with evaluation</w:t>
       </w:r>
     </w:p>
     <w:p>
@@ -3544,7 +3544,7 @@
     </w:p>
     <w:p>
       <w:r>
-        <w:t>Solution: Diet and heredity drive LDL; statins and lifestyle lower it.</w:t>
+        <w:t>Solution: ✅ Correct Answer: A. High saturated fat intake and genetics | 🧠 Clinical Rationale: Diet and heredity drive LDL; statins and lifestyle lower it. | ❌ Why Not Others? | B — Fruits: The plate method simplifies portion control. | C — Fibre: Identify triggers; fibre and low-FODMAP diets help. | D — Exercise: Calcium, vitamin D, and fall prevention maintain bone health. | ⚠️ Exam Trap: Read the exact question — the correct fact and its look-alike options are easy to interchange. | 💎 PNC Pearl: Diet and heredity drive LDL; statins and lifestyle lower it.</w:t>
       </w:r>
     </w:p>
     <w:p>
@@ -3589,7 +3589,7 @@
     </w:p>
     <w:p>
       <w:r>
-        <w:t>Solution: Bleeding precautions are essential.</w:t>
+        <w:t>Solution: ✅ Correct Answer: A. Use a soft toothbrush and report unusual bleeding | 🧠 Clinical Rationale: Bleeding precautions are essential. | ❌ Why Not Others? | B — Use a hard toothbrush: not the appropriate nursing action here | C — Take aspirin: not the appropriate nursing action here | D — Avoid all foods: not the appropriate nursing action here | ⚠️ Exam Trap: Don’t confuse "Use a soft toothbrush and report unusual bleeding" with "Use a hard toothbrush" — they look alike and are easy to interchange. | 💎 PNC Pearl: Use a soft toothbrush and report unusual bleeding → Bleeding precautions are essential</w:t>
       </w:r>
     </w:p>
     <w:p>
@@ -3634,7 +3634,7 @@
     </w:p>
     <w:p>
       <w:r>
-        <w:t>Solution: Mobile units deliver services to hard-to-reach populations.</w:t>
+        <w:t>Solution: ✅ Correct Answer: A. Reaching remote and desert areas | 🧠 Clinical Rationale: Mobile units deliver services to hard-to-reach populations. | ❌ Why Not Others? | B — Convenience: Convenience = Non-probability sampling | C — Diet: INH depletes B6; supplement to prevent neuropathy. | D — Climate: NMSA promotes sustainable agriculture. | ⚠️ Exam Trap: Read the exact question — the correct fact and its look-alike options are easy to interchange. | 💎 PNC Pearl: Reaching remote and desert areas → Mobile units deliver services to hard-to-reach populations</w:t>
       </w:r>
     </w:p>
     <w:p>
@@ -3679,7 +3679,7 @@
     </w:p>
     <w:p>
       <w:r>
-        <w:t>Solution: Use MMSE/MoCA for objective screening.</w:t>
+        <w:t>Solution: ✅ Correct Answer: A. Orientation, attention, memory, and judgement | 🧠 Clinical Rationale: Use MMSE/MoCA for objective screening. | ❌ Why Not Others? | B — IQ only: not the appropriate nursing action here | C — Diet: INH depletes B6; supplement to prevent neuropathy. | D — Exercise: Calcium, vitamin D, and fall prevention maintain bone health. | ⚠️ Exam Trap: Read the exact question — the correct fact and its look-alike options are easy to interchange. | 💎 PNC Pearl: Orientation, attention, memory, and judgement → Use MMSE/MoCA for objective screening</w:t>
       </w:r>
     </w:p>
     <w:p>
@@ -3724,7 +3724,7 @@
     </w:p>
     <w:p>
       <w:r>
-        <w:t>Solution: ID bands enable correct identification.</w:t>
+        <w:t>Solution: ✅ Correct Answer: A. Worn at all times | 🧠 Clinical Rationale: ID bands enable correct identification. | ❌ Why Not Others? | B — Removed at night: not the appropriate nursing action here | C — Only for meals: not the appropriate nursing action here | D — Optional: not the appropriate nursing action here | ⚠️ Exam Trap: Read the exact question — the correct fact and its look-alike options are easy to interchange. | 💎 PNC Pearl: Worn at all times → ID bands enable correct identification</w:t>
       </w:r>
     </w:p>
     <w:p>
@@ -3769,7 +3769,7 @@
     </w:p>
     <w:p>
       <w:r>
-        <w:t>Solution: A balanced diet meets all nutrient needs from food groups.</w:t>
+        <w:t>Solution: ✅ Correct Answer: A. All nutrients in adequate proportions from varied foods | 🧠 Clinical Rationale: A balanced diet meets all nutrient needs from food groups. | ❌ Why Not Others? | B — Only one food group: not the appropriate nursing action here | C — Supplements only: not the appropriate nursing action here | D — Fasting: Emergency preparation includes consent, NPO status, IV line, catheter, and preparation of the baby area. | ⚠️ Exam Trap: Read the exact question — the correct fact and its look-alike options are easy to interchange. | 💎 PNC Pearl: All nutrients in adequate proportions from varied foods → A balanced diet meets all nutrient needs from food groups</w:t>
       </w:r>
     </w:p>
     <w:p>
@@ -3814,7 +3814,7 @@
     </w:p>
     <w:p>
       <w:r>
-        <w:t>Solution: Calcium salts mineralize bone matrix.</w:t>
+        <w:t>Solution: ✅ Correct Answer: A. Calcium phosphate | 🧠 Clinical Rationale: Calcium salts mineralize bone matrix. | ❌ Why Not Others? | B — Iron: In the haem group carries oxygen. | C — Sodium: ANP opposes the RAAS and reduces blood volume. | D — Potassium: Combining them causes hyperkalaemia. | ⚠️ Exam Trap: Read the exact question — the correct fact and its look-alike options are easy to interchange. | 💎 PNC Pearl: Calcium phosphate → Calcium salts mineralize bone matrix</w:t>
       </w:r>
     </w:p>
     <w:p>
@@ -3859,7 +3859,7 @@
     </w:p>
     <w:p>
       <w:r>
-        <w:t>Solution: Employer policies and EAPs reduce workplace stress.</w:t>
+        <w:t>Solution: ✅ Correct Answer: A. Workload, poor support, and job insecurity | 🧠 Clinical Rationale: Employer policies and EAPs reduce workplace stress. | ❌ Why Not Others? | B — Genetics: Diet and heredity drive LDL; statins and lifestyle lower it. | C — Diet: INH depletes B6; supplement to prevent neuropathy. | D — Exercise: Calcium, vitamin D, and fall prevention maintain bone health. | ⚠️ Exam Trap: Read the exact question — the correct fact and its look-alike options are easy to interchange. | 💎 PNC Pearl: Workload, poor support, and job insecurity → Employer policies and EAPs reduce workplace stress</w:t>
       </w:r>
     </w:p>
     <w:p>
@@ -3904,7 +3904,7 @@
     </w:p>
     <w:p>
       <w:r>
-        <w:t>Solution: Trendelenburg tilts the bed head-down (now rarely used).</w:t>
+        <w:t>Solution: ✅ Correct Answer: A. The bed tilted with the head lower than the feet | 🧠 Clinical Rationale: Trendelenburg tilts the bed head-down (now rarely used). | ❌ Why Not Others? | B — The head raised high: not the appropriate nursing action here | C — Flat lying: not the appropriate nursing action here | D — Sitting upright: Upright posture maximises accessory muscle use and airflow. | ⚠️ Exam Trap: Don’t confuse "The bed tilted with the head lower than the feet" with "The head raised high" — they look alike and are easy to interchange. | 💎 PNC Pearl: The bed tilted with the head lower than the feet → Trendelenburg tilts the bed head-down (now rarely used)</w:t>
       </w:r>
     </w:p>
     <w:p>
@@ -3949,7 +3949,7 @@
     </w:p>
     <w:p>
       <w:r>
-        <w:t>Solution: Occupied-bed technique changes linen with the patient in bed.</w:t>
+        <w:t>Solution: ✅ Correct Answer: A. The 'occupied bed' technique | 🧠 Clinical Rationale: Occupied-bed technique changes linen with the patient in bed. | ❌ Why Not Others? | B — Removing the patient first always: not the appropriate nursing action here | C — Only at discharge: not the appropriate nursing action here | D — Leaving the wet linen: not the appropriate nursing action here | ⚠️ Exam Trap: Read the exact question — the correct fact and its look-alike options are easy to interchange. | 💎 PNC Pearl: The 'occupied bed' technique → Occupied-bed technique changes linen with the patient in bed</w:t>
       </w:r>
     </w:p>
     <w:p>
@@ -3994,7 +3994,7 @@
     </w:p>
     <w:p>
       <w:r>
-        <w:t>Solution: S. aureus enters through fissures; continue drainage and give anti-staphylococcal antibiotics.</w:t>
+        <w:t>Solution: ✅ Correct Answer: A. Staphylococcus aureus via cracked nipples | 🧠 Clinical Rationale: S. aureus enters through fissures; continue drainage and give anti-staphylococcal antibiotics. | ❌ Why Not Others? | B — E. coli: Dominates UTI at all ages. | C — Candida always: not the appropriate nursing action here | D — Virus: Chikungunya causes fever and severe joint pain; treat symptomatically. | ⚠️ Exam Trap: Read the exact question — the correct fact and its look-alike options are easy to interchange. | 💎 PNC Pearl: Staphylococcus aureus via cracked nipples → S. aureus enters through fissures; continue drainage and give anti-staphylococcal antibiotics</w:t>
       </w:r>
     </w:p>
     <w:p>
@@ -4039,7 +4039,7 @@
     </w:p>
     <w:p>
       <w:r>
-        <w:t>Solution: About 96% of rabies is from dog bites; immediate wound wash and vaccination.</w:t>
+        <w:t>Solution: ✅ Correct Answer: A. Dog bites | 🧠 Clinical Rationale: About 96% of rabies is from dog bites; immediate wound wash and vaccination. | ❌ Why Not Others? | B — Cat scratches always: not the appropriate nursing action here | C — Rodent bites: not the appropriate nursing action here | D — Monkey bites: not the appropriate nursing action here | ⚠️ Exam Trap: Read the exact question — the correct fact and its look-alike options are easy to interchange. | 💎 PNC Pearl: Dog bites → About 96% of rabies is from ; immediate wound wash and vaccination</w:t>
       </w:r>
     </w:p>
     <w:p>
@@ -4084,7 +4084,7 @@
     </w:p>
     <w:p>
       <w:r>
-        <w:t>Solution: MDR findings guide corrective actions.</w:t>
+        <w:t>Solution: ✅ Correct Answer: A. Improving the quality of obstetric care | 🧠 Clinical Rationale: MDR findings guide corrective actions. | ❌ Why Not Others? | B — Punishing staff: not the appropriate nursing action here | C — Collecting data only: not the appropriate nursing action here | D — Closing facilities: not the appropriate nursing action here | ⚠️ Exam Trap: Read the exact question — the correct fact and its look-alike options are easy to interchange. | 💎 PNC Pearl: Improving the quality of obstetric care → MDR findings guide corrective actions</w:t>
       </w:r>
     </w:p>
     <w:p>
@@ -4129,7 +4129,7 @@
     </w:p>
     <w:p>
       <w:r>
-        <w:t>Solution: NTCP implements COTPA 2003 provisions — smoke-free places, no ads, and warnings.</w:t>
+        <w:t>Solution: ✅ Correct Answer: A. COTPA (Cigarettes and Other Tobacco Products Act) | 🧠 Clinical Rationale: NTCP implements COTPA 2003 provisions — smoke-free places, no ads, and warnings. | ❌ Why Not Others? | B — Only taxation: not the appropriate nursing action here | C — Only advertising: not the appropriate nursing action here | D — Only import bans: not the appropriate nursing action here | ⚠️ Exam Trap: Read the exact question — the correct fact and its look-alike options are easy to interchange. | 💎 PNC Pearl: COTPA (Cigarettes and Other Tobacco Products Act) → NTCP implements COTPA 2003 provisions — smoke-free places, no ads, and warnings</w:t>
       </w:r>
     </w:p>
     <w:p>
@@ -4174,7 +4174,7 @@
     </w:p>
     <w:p>
       <w:r>
-        <w:t>Solution: DSLR (dilatation and evacuation, suction, medical methods) refers to safe MTP methods.</w:t>
+        <w:t>Solution: ✅ Correct Answer: A. Dilatation and suction, manual vacuum aspiration, medical methods | 🧠 Clinical Rationale: DSLR (dilatation and evacuation, suction, medical methods) refers to safe MTP methods. | ❌ Why Not Others? | B — Drug and surgery: not the appropriate nursing action here | C — Doctor-led surgery: not the appropriate nursing action here | D — Day surgery only: not the appropriate nursing action here | ⚠️ Exam Trap: Read the exact question — the correct fact and its look-alike options are easy to interchange. | 💎 PNC Pearl: Dilatation and suction, manual vacuum aspiration, medical methods → DSLR (dilatation and evacuation, suction, medical methods) refers to safe MTP methods</w:t>
       </w:r>
     </w:p>
     <w:p>
@@ -4219,7 +4219,7 @@
     </w:p>
     <w:p>
       <w:r>
-        <w:t>Solution: PRCs conduct population and health research.</w:t>
+        <w:t>Solution: ✅ Correct Answer: A. Population Research Centre | 🧠 Clinical Rationale: PRCs conduct population and health research. | ❌ Why Not Others? | B — Public Referral Centre: not the appropriate nursing action here | C — Primary Research Centre: not the appropriate nursing action here | D — Patient Record Centre: not the appropriate nursing action here | ⚠️ Exam Trap: Don’t confuse "Population Research Centre" with "Primary Research Centre" — they look alike and are easy to interchange. | 💎 PNC Pearl: Population Research Centre → PRCs conduct population and health research</w:t>
       </w:r>
     </w:p>
     <w:p>
@@ -4264,7 +4264,7 @@
     </w:p>
     <w:p>
       <w:r>
-        <w:t>Solution: IUDs (Copper-T) are long-acting contraceptives.</w:t>
+        <w:t>Solution: ✅ Correct Answer: A. Intrauterine Device | 🧠 Clinical Rationale: IUDs (Copper-T) are long-acting contraceptives. | ❌ Why Not Others? | B — Intravenous Urinary Drain: not the appropriate nursing action here | C — Infant Unit Dose: not the appropriate nursing action here | D — Internal Uterine Dilator: not the appropriate nursing action here | ⚠️ Exam Trap: Read the exact question — the correct fact and its look-alike options are easy to interchange. | 💎 PNC Pearl: Intrauterine Device → IUDs (Copper-T) are long-acting contraceptives</w:t>
       </w:r>
     </w:p>
     <w:p>
@@ -4309,7 +4309,7 @@
     </w:p>
     <w:p>
       <w:r>
-        <w:t>Solution: The colour coding helps identify prophylactic vs therapeutic IFA supplies.</w:t>
+        <w:t>Solution: ✅ Correct Answer: A. Blue IFA for prophylaxis and red for therapeutic doses | 🧠 Clinical Rationale: The colour coding helps identify prophylactic vs therapeutic IFA supplies. | ❌ Why Not Others? | B — Colour for boys/girls: not the appropriate nursing action here | C — Flavour only: not the appropriate nursing action here | D — Brand only: not the appropriate nursing action here | ⚠️ Exam Trap: Read the exact question — the correct fact and its look-alike options are easy to interchange. | 💎 PNC Pearl: Blue IFA for prophylaxis and red for therapeutic doses → The colour coding helps identify prophylactic vs therapeutic IFA supplies</w:t>
       </w:r>
     </w:p>
     <w:p>
@@ -4354,7 +4354,7 @@
     </w:p>
     <w:p>
       <w:r>
-        <w:t>Solution: IYCF promotes optimal breastfeeding and complementary feeding practices.</w:t>
+        <w:t>Solution: ✅ Correct Answer: A. Exclusive breastfeeding for 6 months and appropriate complementary feeding | 🧠 Clinical Rationale: IYCF promotes optimal breastfeeding and complementary feeding practices. | ❌ Why Not Others? | B — Only breastfeeding: not the appropriate nursing action here | C — Only solids: not the appropriate nursing action here | D — Only formula: not the appropriate nursing action here | ⚠️ Exam Trap: Read the exact question — the correct fact and its look-alike options are easy to interchange. | 💎 PNC Pearl: Exclusive breastfeeding for 6 months and appropriate complementary feeding → IYCF promotes optimal breastfeeding and complementary feeding practices</w:t>
       </w:r>
     </w:p>
     <w:p>
@@ -4399,7 +4399,7 @@
     </w:p>
     <w:p>
       <w:r>
-        <w:t>Solution: Bhamashah-linked digital services enable cashless scheme claims.</w:t>
+        <w:t>Solution: ✅ Correct Answer: A. Cashless and paperless claim processing for schemes | 🧠 Clinical Rationale: Bhamashah-linked digital services enable cashless scheme claims. | ❌ Why Not Others? | B — Only ration cards: not the appropriate nursing action here | C — Only education: not the appropriate nursing action here | D — Only transport: not the appropriate nursing action here | ⚠️ Exam Trap: Read the exact question — the correct fact and its look-alike options are easy to interchange. | 💎 PNC Pearl: Cashless and paperless claim processing for schemes → Bhamashah-linked digital services enable cashless scheme claims</w:t>
       </w:r>
     </w:p>
     <w:p>
@@ -4444,7 +4444,7 @@
     </w:p>
     <w:p>
       <w:r>
-        <w:t>Solution: Chiranjeevi Yojana covers up to Rs 25 lakh per family per year.</w:t>
+        <w:t>Solution: ✅ Correct Answer: A. Rs 25 lakh per family per year | 🧠 Clinical Rationale: Chiranjeevi Yojana covers up to Rs 25 lakh per family per year. | ❌ Why Not Others? | B — Rs 1 lakh: not the appropriate nursing action here | C — Rs 5 lakh: PM-JAY offers Rs 5 lakh annual cover. | D — Rs 50,000: not the appropriate nursing action here | ⚠️ Exam Trap: Read the exact question — the correct fact and its look-alike options are easy to interchange. | 💎 PNC Pearl: Chiranjeevi Yojana covers up to Rs 25 lakh per family per year.</w:t>
       </w:r>
     </w:p>
     <w:p>
@@ -4489,7 +4489,7 @@
     </w:p>
     <w:p>
       <w:r>
-        <w:t>Solution: JSY promotes institutional delivery with cash incentives.</w:t>
+        <w:t>Solution: ✅ Correct Answer: A. Janani Suraksha Yojana | 🧠 Clinical Rationale: JSY promotes institutional delivery with cash incentives. | ❌ Why Not Others? | B — Janani Shishu Yojana: not the appropriate nursing action here | C — Jan Arogya Suraksha Yojana: not the appropriate nursing action here | D — Janshakti Suraksha Yojana: not the appropriate nursing action here | ⚠️ Exam Trap: Don’t confuse "Janani Suraksha Yojana" with "Janani Shishu Yojana" — they look alike and are easy to interchange. | 💎 PNC Pearl: Janani Suraksha Yojana → JSY promotes institutional delivery with cash incentives</w:t>
       </w:r>
     </w:p>
     <w:p>
@@ -4534,7 +4534,7 @@
     </w:p>
     <w:p>
       <w:r>
-        <w:t>Solution: CHCs are 30-bed referral facilities with medicine, surgery, OBG, and paediatric specialists.</w:t>
+        <w:t>Solution: ✅ Correct Answer: A. Specialist services (4 specialities) and referral care | 🧠 Clinical Rationale: CHCs are 30-bed referral facilities with medicine, surgery, OBG, and paediatric specialists. | ❌ Why Not Others? | B — Only primary care: not the appropriate nursing action here | C — Only surgery: not the appropriate nursing action here | D — Only lab tests: not the appropriate nursing action here | ⚠️ Exam Trap: Read the exact question — the correct fact and its look-alike options are easy to interchange. | 💎 PNC Pearl: Specialist services (4 specialities) and referral care → CHCs are 30-bed referral facilities with medicine, surgery, OBG, and paediatric specialists</w:t>
       </w:r>
     </w:p>
     <w:p>
@@ -4579,7 +4579,7 @@
     </w:p>
     <w:p>
       <w:r>
-        <w:t>Solution: RI is the regular vaccination schedule.</w:t>
+        <w:t>Solution: ✅ Correct Answer: A. Routine Immunization | 🧠 Clinical Rationale: RI is the regular vaccination schedule. | ❌ Why Not Others? | B — Rapid Immunization: not the appropriate nursing action here | C — Regional Immunization: not the appropriate nursing action here | D — Repeated Infection: not the appropriate nursing action here | ⚠️ Exam Trap: Read the exact question — the correct fact and its look-alike options are easy to interchange. | 💎 PNC Pearl: Routine Immunization → RI is the regular vaccination schedule</w:t>
       </w:r>
     </w:p>
     <w:p>
@@ -4624,7 +4624,7 @@
     </w:p>
     <w:p>
       <w:r>
-        <w:t>Solution: Rajasthan provides free medicines in public hospitals under the free drug scheme.</w:t>
+        <w:t>Solution: ✅ Correct Answer: A. Free medicines at government hospitals | 🧠 Clinical Rationale: Rajasthan provides free medicines in public hospitals under the free drug scheme. | ❌ Why Not Others? | B — Free food: The 2020 package provided food and cash relief. | C — Free transport: ASHAs coordinate JSSK transport entitlements. | D — Free housing: not the appropriate nursing action here | ⚠️ Exam Trap: Read the exact question — the correct fact and its look-alike options are easy to interchange. | 💎 PNC Pearl: Free medicines at government hospitals → Rajasthan provides free medicines in public hospitals under the free drug scheme</w:t>
       </w:r>
     </w:p>
     <w:p>
@@ -4669,7 +4669,7 @@
     </w:p>
     <w:p>
       <w:r>
-        <w:t>Solution: Breastfeeding nourishes, protects, and provides lactational amenorrhoea contraception.</w:t>
+        <w:t>Solution: ✅ Correct Answer: A. Infant nutrition, immunity, and birth spacing | 🧠 Clinical Rationale: Breastfeeding nourishes, protects, and provides lactational amenorrhoea contraception. | ❌ Why Not Others? | B — Only bonding: not the appropriate nursing action here | C — Only weight loss: not the appropriate nursing action here | D — Only sleep: not the appropriate nursing action here | ⚠️ Exam Trap: Read the exact question — the correct fact and its look-alike options are easy to interchange. | 💎 PNC Pearl: Infant nutrition, immunity, and birth spacing → Breastfeeding nourishes, protects, and provides lactational amenorrhoea contraception</w:t>
       </w:r>
     </w:p>
     <w:p>
@@ -4714,7 +4714,7 @@
     </w:p>
     <w:p>
       <w:r>
-        <w:t>Solution: India's midwifery cadre delivers low-risk births in midwifery-led care units.</w:t>
+        <w:t>Solution: ✅ Correct Answer: A. Nurse Practitioners in Midwifery (NPMs) | 🧠 Clinical Rationale: India's midwifery cadre delivers low-risk births in midwifery-led care units. | ❌ Why Not Others? | B — Doctors only: not the appropriate nursing action here | C — Pharmacists: not the appropriate nursing action here | D — Lab technicians: not the appropriate nursing action here | ⚠️ Exam Trap: Read the exact question — the correct fact and its look-alike options are easy to interchange. | 💎 PNC Pearl: Nurse Practitioners in Midwifery (NPMs) → India's midwifery cadre delivers low-risk births in midwifery-led care units</w:t>
       </w:r>
     </w:p>
     <w:p>
@@ -4759,7 +4759,7 @@
     </w:p>
     <w:p>
       <w:r>
-        <w:t>Solution: The Dhund river lends its name to Dhundhar.</w:t>
+        <w:t>Solution: ✅ Correct Answer: A. Dhundhar (Jaipur) | 🧠 Explanation: The Dhund river lends its name to Dhundhar. | ❌ Why Not Others? | B — Marwar: These sites lie in the Marwar region. | C — Mewar: Gavari is a Bhil ritual drama of Mewar. | D — Hadoti: not the correct fact here | ⚠️ Exam Trap: Read the exact question — the correct fact and its look-alike options are easy to interchange. | 💎 PNC GK Pearl: Dhundhar (Jaipur) → The Dhund river lends its name to Dhundhar</w:t>
       </w:r>
     </w:p>
     <w:p>
@@ -4804,7 +4804,7 @@
     </w:p>
     <w:p>
       <w:r>
-        <w:t>Solution: GST came into force on 1 July 2017 through the 101st Constitutional Amendment.</w:t>
+        <w:t>Solution: ✅ Correct Answer: A. 1 July 2017 | 🧠 Explanation: GST came into force on 1 July 2017 through the 101st Constitutional Amendment. | ❌ Why Not Others? | B — 26 January 2016: not the correct fact here | C — 15 August 2017: not the correct fact here | D — 1 April 2018: not the correct fact here | ⚠️ Exam Trap: Read the exact question — the correct fact and its look-alike options are easy to interchange. | 💎 PNC GK Pearl: 1 July 2017 → GST came into force on through the 101st Constitutional Amendment</w:t>
       </w:r>
     </w:p>
     <w:p>
@@ -4849,7 +4849,7 @@
     </w:p>
     <w:p>
       <w:r>
-        <w:t>Solution: Water boils at 100°C at standard pressure.</w:t>
+        <w:t>Solution: ✅ Correct Answer: A. 100°C | 🧠 Explanation: Water boils at 100°C at standard pressure. | ❌ Why Not Others? | B — 90°C: not the correct fact here | C — 110°C: not the correct fact here | D — 80°C: not the correct fact here | ⚠️ Exam Trap: Read the exact question — the correct fact and its look-alike options are easy to interchange. | 💎 PNC GK Pearl: 100°C → Water boils at at standard pressure</w:t>
       </w:r>
     </w:p>
     <w:p>
@@ -4894,7 +4894,7 @@
     </w:p>
     <w:p>
       <w:r>
-        <w:t>Solution: Water is two hydrogen atoms bonded to one oxygen atom.</w:t>
+        <w:t>Solution: ✅ Correct Answer: A. H₂O | 🧠 Explanation: Water is two hydrogen atoms bonded to one oxygen atom. | ❌ Why Not Others? | B — CO₂: not the correct fact here | C — H₂O₂: not the correct fact here | D — O₂: not the correct fact here | ⚠️ Exam Trap: Don’t confuse "H₂O" with "H₂O₂" — they look alike and are easy to interchange. | 💎 PNC GK Pearl: H₂O → Water is two hydrogen atoms bonded to one oxygen atom</w:t>
       </w:r>
     </w:p>
     <w:p>
@@ -4939,7 +4939,7 @@
     </w:p>
     <w:p>
       <w:r>
-        <w:t>Solution: The Ganga (about 2525 km) is India's longest river.</w:t>
+        <w:t>Solution: ✅ Correct Answer: A. Ganga | 🧠 Explanation: The Ganga (about 2525 km) is India's longest river. | ❌ Why Not Others? | B — Brahmaputra: not the correct fact here | C — Godavari: not the correct fact here | D — Yamuna: The Yamuna does not originate in Rajasthan; Luni, Banas, and Sabarmati do. | ⚠️ Exam Trap: Read the exact question — the correct fact and its look-alike options are easy to interchange. | 💎 PNC GK Pearl: Ganga → (about 2525 km) is India's longest river</w:t>
       </w:r>
     </w:p>
     <w:p>
@@ -4984,7 +4984,7 @@
     </w:p>
     <w:p>
       <w:r>
-        <w:t>Solution: Silver conducts electricity best among metals.</w:t>
+        <w:t>Solution: ✅ Correct Answer: A. Silver | 🧠 Explanation: Silver conducts electricity best among metals. | ❌ Why Not Others? | B — Copper: Metals like copper conduct electricity; the others are insulators. | C — Gold: Zardozi is rich metallic embroidery. | D — Aluminium: Is the most abundant metal. | ⚠️ Exam Trap: Read the exact question — the correct fact and its look-alike options are easy to interchange. | 💎 PNC GK Pearl: Silver → conducts electricity best among metals</w:t>
       </w:r>
     </w:p>
     <w:p>
@@ -5029,7 +5029,7 @@
     </w:p>
     <w:p>
       <w:r>
-        <w:t>Solution: Ana Sagar lake was built by Arnoraj Chauhan.</w:t>
+        <w:t>Solution: ✅ Correct Answer: A. Arnoraj Chauhan | 🧠 Explanation: Ana Sagar lake was built by Arnoraj Chauhan. | ❌ Why Not Others? | B — Prithviraj: III (Rasau) is the most famous Chauhan ruler of Ajmer and Delhi. — did not build the 'Rajasthan' — | C — Akbar: In June 1576, Maharana Pratap fought Akbar's army under Man Singh at Haldighati. — did not build the 'Rajasthan' — | D — Jai Singh: Maharana Jai Singh built Jaisamand in the 17th century. — did not build the 'Rajasthan' — | ⚠️ Exam Trap: Read the exact question — the correct fact and its look-alike options are easy to interchange. | 💎 PNC GK Pearl: Arnoraj Chauhan built the 'Rajasthan' —</w:t>
       </w:r>
     </w:p>
     <w:p>
@@ -5074,7 +5074,7 @@
     </w:p>
     <w:p>
       <w:r>
-        <w:t>Solution: Tamil Nadu pioneered the mid-day meal programme.</w:t>
+        <w:t>Solution: ✅ Correct Answer: A. Tamil Nadu | 🧠 Explanation: Tamil Nadu pioneered the mid-day meal programme. | ❌ Why Not Others? | B — Kerala: not the first implemented | C — Gujarat: Has the longest coastline (about 1600 km). — not the first implemented | D — Punjab: The IGNP starts at Harike barrage in Punjab and flows through Rajasthan. — not the first implemented | ⚠️ Exam Trap: Read the exact question — the correct fact and its look-alike options are easy to interchange. | 💎 PNC GK Pearl: Tamil Nadu = the first implemented</w:t>
       </w:r>
     </w:p>
     <w:p>
@@ -5119,7 +5119,7 @@
     </w:p>
     <w:p>
       <w:r>
-        <w:t>Solution: Keoladeo Ghana (Bharatpur) is a UNESCO bird sanctuary.</w:t>
+        <w:t>Solution: ✅ Correct Answer: A. Bharatpur | 🧠 Clinical Rationale: Keoladeo Ghana (Bharatpur) is a UNESCO bird sanctuary. | ❌ Why Not Others? | B — Jaipur: Is the capital of Rajasthan. — not the correct location | C — Jodhpur: The Rajasthan High Court is in Jodhpur. — not the correct location | D — Udaipur: Is famous for its lakes. — not the correct location | ⚠️ Exam Trap: Read the exact question — the correct fact and its look-alike options are easy to interchange. | 💎 PNC Pearl: Bharatpur → Keoladeo Ghana ( ) is a UNESCO bird sanctuary</w:t>
       </w:r>
     </w:p>
     <w:p>
@@ -5164,7 +5164,7 @@
     </w:p>
     <w:p>
       <w:r>
-        <w:t>Solution: ODOP showcases unique district products.</w:t>
+        <w:t>Solution: ✅ Correct Answer: A. District-specific products | 📰 Why: ODOP showcases unique district products. | ❌ Why Not Others? | B — One product per state: not the correct fact here | C — Imported goods: not the correct fact here | D — Only handicrafts: not the correct fact here | ⚠️ Exam Trap: Read the exact question — the correct fact and its look-alike options are easy to interchange. | 💎 PNC CA Pearl: District-specific products → ODOP showcases unique district products</w:t>
       </w:r>
     </w:p>
     <w:p>
@@ -5209,7 +5209,7 @@
     </w:p>
     <w:p>
       <w:r>
-        <w:t>Solution: Gangaur honours Gauri, the consort of Shiva.</w:t>
+        <w:t>Solution: ✅ Correct Answer: A. Gauri (Parvati) | 🧠 Clinical Rationale: Gangaur honours Gauri, the consort of Shiva. | ❌ Why Not Others? | B — Lakshmi: not the appropriate nursing action here | C — Saraswati: not the appropriate nursing action here | D — Durga: not the appropriate nursing action here | ⚠️ Exam Trap: Read the exact question — the correct fact and its look-alike options are easy to interchange. | 💎 PNC Pearl: Gauri (Parvati) → Gangaur honours Gauri, the consort of Shiva</w:t>
       </w:r>
     </w:p>
     <w:p>
@@ -5254,7 +5254,7 @@
     </w:p>
     <w:p>
       <w:r>
-        <w:t>Solution: Salim Singh ki Haveli has a distinctive arched roof.</w:t>
+        <w:t>Solution: ✅ Correct Answer: A. Peacock-shaped roof | 🧠 Explanation: Salim Singh ki Haveli has a distinctive arched roof. | ❌ Why Not Others? | B — Golden dome: not the correct fact here | C — Cave: not the correct fact here | D — Lake: Pichola's islands hold the Lake Palace and Jag Mandir. | ⚠️ Exam Trap: Read the exact question — the correct fact and its look-alike options are easy to interchange. | 💎 PNC GK Pearl: Peacock-shaped roof → Salim Singh ki Haveli has a distinctive arched roof</w:t>
       </w:r>
     </w:p>
     <w:p>
@@ -5299,7 +5299,7 @@
     </w:p>
     <w:p>
       <w:r>
-        <w:t>Solution: Nihon Hidankyo, the atomic bomb survivors' group, won in 2024.</w:t>
+        <w:t>Solution: ✅ Correct Answer: A. Nihon Hidankyo (Japan) | 📰 Why: Nihon Hidankyo, the atomic bomb survivors' group, won in 2024. | ❌ Why Not Others? | B — Narges Mohammadi: not the correct fact here | C — Maria Ressa: not the correct fact here | D — WHO: not the correct fact here | ⚠️ Exam Trap: Read the exact question — the correct fact and its look-alike options are easy to interchange. | 💎 PNC CA Pearl: Nihon Hidankyo (Japan) → Nihon Hidankyo, the atomic bomb survivors' group, won in 2024</w:t>
       </w:r>
     </w:p>
     <w:p>
@@ -5344,7 +5344,7 @@
     </w:p>
     <w:p>
       <w:r>
-        <w:t>Solution: Passport services are under the Ministry of External Affairs.</w:t>
+        <w:t>Solution: ✅ Correct Answer: A. Ministry of External Affairs | 📰 Why: Passport services are under the Ministry of External Affairs. | ❌ Why Not Others? | B — Home Ministry: not the correct fact here | C — RBI: not the correct fact here | D — UIDAI: Issues Aadhaar numbers. | ⚠️ Exam Trap: Read the exact question — the correct fact and its look-alike options are easy to interchange. | 💎 PNC CA Pearl: Ministry of External Affairs → Passport services are under</w:t>
       </w:r>
     </w:p>
     <w:p>
@@ -5389,7 +5389,7 @@
     </w:p>
     <w:p>
       <w:r>
-        <w:t>Solution: Marwar paintings feature bold palettes and horse portraits.</w:t>
+        <w:t>Solution: ✅ Correct Answer: A. Bold colours and equestrian portraits | 🧠 Explanation: Marwar paintings feature bold palettes and horse portraits. | ❌ Why Not Others? | B — Pastel miniatures: not the correct fact here | C — Blue pottery: not the correct fact here | D — Scroll paintings: Phad scrolls depict stories of Pabuji and Devnarayan, sung by Bhopa priests. | ⚠️ Exam Trap: Read the exact question — the correct fact and its look-alike options are easy to interchange. | 💎 PNC GK Pearl: Bold colours and equestrian portraits → Marwar paintings feature bold palettes and horse portraits</w:t>
       </w:r>
     </w:p>
     <w:p>
@@ -5434,7 +5434,7 @@
     </w:p>
     <w:p>
       <w:r>
-        <w:t>Solution: 'Each' takes a singular verb — 'has'.</w:t>
+        <w:t>Solution: ✅ Correct Answer: A. has | 🧠 Grammar Rule: 'Each' takes a singular verb — 'has'. | ❌ Why Not Others? | B — have: 'Police' is plural, taking 'have' and 'the'. | C — are: 'A number of' takes a plural verb — 'are'. | D — were: With 'neither...nor', the verb agrees with the nearer subject 'nurses' — 'were'. | ⚠️ Exam Trap: Read the exact question — the correct fact and its look-alike options are easy to interchange. | 📌 Rule to Remember: has → Each' takes a singular verb — ' '</w:t>
       </w:r>
     </w:p>
     <w:p>
@@ -5479,7 +5479,7 @@
     </w:p>
     <w:p>
       <w:r>
-        <w:t>Solution: 'सभ्यता' का विलोम 'असभ्यता' है।</w:t>
+        <w:t>Solution: ✅ Correct Answer: A. असभ्यता | 🧠 Grammar Rule: 'सभ्यता' का विलोम 'असभ्यता' है। | ❌ Why Not Others? | B — संस्कृति: not the correct answer here | C — शिष्टता: not the correct answer here | D — विनम्रता: not the correct answer here | ⚠️ Exam Trap: Read the exact question — the correct fact and its look-alike options are easy to interchange. | 📌 Rule to Remember: असभ्यता → सभ्यता' का विलोम ' ' है।</w:t>
       </w:r>
     </w:p>
     <w:p>
@@ -5524,7 +5524,7 @@
     </w:p>
     <w:p>
       <w:r>
-        <w:t>Solution: 'Temperature' is a vital sign.</w:t>
+        <w:t>Solution: ✅ Correct Answer: A. temperature | 🧠 Grammar Rule: 'Temperature' is a vital sign. | ❌ Why Not Others? | B — temper: not the correct answer here | C — temporary: 'Permanent' is lasting; 'temporary' is its antonym. | D — temperance: not the correct answer here | ⚠️ Exam Trap: Don’t confuse "temperature" with "temper" — they look alike and are easy to interchange. | 📌 Rule to Remember: temperature → a vital sign</w:t>
       </w:r>
     </w:p>
     <w:p>
@@ -5569,7 +5569,7 @@
     </w:p>
     <w:p>
       <w:r>
-        <w:t>Solution: 'विधवा' का पुल्लिंग 'विधुर' है।</w:t>
+        <w:t>Solution: ✅ Correct Answer: A. विधुर | 🧠 Grammar Rule: 'विधवा' का पुल्लिंग 'विधुर' है। | ❌ Why Not Others? | B — पति: not the correct answer here | C — वर: not the correct answer here | D — प्रिय: इसका अर्थ है किसी का सबसे प्रिय होना। | ⚠️ Exam Trap: Read the exact question — the correct fact and its look-alike options are easy to interchange. | 📌 Rule to Remember: विधुर → विधवा' का पुल्लिंग ' ' है।</w:t>
       </w:r>
     </w:p>
     <w:p>
@@ -5614,7 +5614,7 @@
     </w:p>
     <w:p>
       <w:r>
-        <w:t>Solution: 'Agreed to' accepts a suggestion; 'agreed with' a person.</w:t>
+        <w:t>Solution: ✅ Correct Answer: A. to | 🧠 Grammar Rule: 'Agreed to' accepts a suggestion; 'agreed with' a person. | ❌ Why Not Others? | B — with: 'Familiar with' is correct. | C — on: 'On' indicates the surface of the table. | D — for: 'For' is used with a duration (five years). | ⚠️ Exam Trap: Read the exact question — the correct fact and its look-alike options are easy to interchange. | 📌 Rule to Remember: to → Agreed ' accepts a suggestion; 'agreed with' a person</w:t>
       </w:r>
     </w:p>
     <w:p>
@@ -5659,7 +5659,7 @@
     </w:p>
     <w:p>
       <w:r>
-        <w:t>Solution: 'Consent' is the noun.</w:t>
+        <w:t>Solution: ✅ Correct Answer: A. consent | 🧠 Grammar Rule: 'Consent' is the noun. | ❌ Why Not Others? | B — consenting: not the correct answer here | C — consented: not the correct answer here | D — consents: not the correct answer here | ⚠️ Exam Trap: Don’t confuse "consent" with "consenting" — they look alike and are easy to interchange. | 📌 Rule to Remember: consent → the noun</w:t>
       </w:r>
     </w:p>
     <w:p>
@@ -5704,7 +5704,7 @@
     </w:p>
     <w:p>
       <w:r>
-        <w:t>Solution: 'सुंदर' विशेषण है जो संज्ञा की विशेषता बताता है।</w:t>
+        <w:t>Solution: ✅ Correct Answer: A. विशेषण | 🧠 Grammar Rule: 'सुंदर' विशेषण है जो संज्ञा की विशेषता बताता है। | ❌ Why Not Others? | B — संज्ञा: not the correct answer here | C — क्रिया: 'दौड़ना' एक क्रिया है। | D — सर्वनाम: ये सर्वनाम हैं जो संज्ञा के स्थान पर प्रयुक्त होते हैं। | ⚠️ Exam Trap: Read the exact question — the correct fact and its look-alike options are easy to interchange. | 📌 Rule to Remember: विशेषण → सुंदर' है जो संज्ञा की विशेषता बताता है।</w:t>
       </w:r>
     </w:p>
     <w:p>
@@ -5749,7 +5749,7 @@
     </w:p>
     <w:p>
       <w:r>
-        <w:t>Solution: 'घर' का पर्यायवाची 'गृह' है।</w:t>
+        <w:t>Solution: ✅ Correct Answer: A. गृह | 🧠 Grammar Rule: 'घर' का पर्यायवाची 'गृह' है। | ❌ Why Not Others? | B — वन: not the correct answer here | C — नगर: not the correct answer here | D — गाँव: 'ग्राम' का पर्यायवाची 'गाँव' है। | ⚠️ Exam Trap: Read the exact question — the correct fact and its look-alike options are easy to interchange. | 📌 Rule to Remember: गृह → घर' का पर्यायवाची ' ' है।</w:t>
       </w:r>
     </w:p>
     <w:p>
@@ -5794,7 +5794,7 @@
     </w:p>
     <w:p>
       <w:r>
-        <w:t>Solution: 'Carry out' means to perform.</w:t>
+        <w:t>Solution: ✅ Correct Answer: A. out | 🧠 Grammar Rule: 'Carry out' means to perform. | ❌ Why Not Others? | B — on: 'On' indicates the surface of the table. | C — off: 'Put off' means to postpone. | D — away: 'No sooner ... than' is the correct correlative pair with inversion. | ⚠️ Exam Trap: Read the exact question — the correct fact and its look-alike options are easy to interchange. | 📌 Rule to Remember: out → Carry ' means to perform</w:t>
       </w:r>
     </w:p>
     <w:p>
@@ -5839,7 +5839,7 @@
     </w:p>
     <w:p>
       <w:r>
-        <w:t>Solution: It means studying or working late.</w:t>
+        <w:t>Solution: ✅ Correct Answer: A. To work late into the night | 🧠 Grammar Rule: It means studying or working late. | ❌ Why Not Others? | B — To waste oil: not the correct answer here | C — To cook: not the correct answer here | D — To travel: not the correct answer here | ⚠️ Exam Trap: Read the exact question — the correct fact and its look-alike options are easy to interchange. | 📌 Rule to Remember: To work late into the night → It means studying or working late</w:t>
       </w:r>
     </w:p>
     <w:p>
@@ -5884,7 +5884,7 @@
     </w:p>
     <w:p>
       <w:r>
-        <w:t>Solution: 'संक्षिप्त' का विलोम 'विस्तृत' है।</w:t>
+        <w:t>Solution: ✅ Correct Answer: A. विस्तृत | 🧠 Grammar Rule: 'संक्षिप्त' का विलोम 'विस्तृत' है। | ❌ Why Not Others? | B — छोटा: 'अनुज' का अर्थ छोटा भाई है। | C — थोड़ा: not the correct answer here | D — अल्प: not the correct answer here | ⚠️ Exam Trap: Read the exact question — the correct fact and its look-alike options are easy to interchange. | 📌 Rule to Remember: विस्तृत → संक्षिप्त' का विलोम ' ' है।</w:t>
       </w:r>
     </w:p>
     <w:p>
@@ -5929,7 +5929,7 @@
     </w:p>
     <w:p>
       <w:r>
-        <w:t>Solution: 'अनुभव' का पर्यायवाची 'अनुभूति' है।</w:t>
+        <w:t>Solution: ✅ Correct Answer: A. अनुभूति | 🧠 Grammar Rule: 'अनुभव' का पर्यायवाची 'अनुभूति' है। | ❌ Why Not Others? | B — ज्ञानहीनता: not the correct answer here | C — मूर्खता: 'अज्ञान' का अर्थ ज्ञान का अभाव है। | D — भ्रम: not the correct answer here | ⚠️ Exam Trap: Read the exact question — the correct fact and its look-alike options are easy to interchange. | 📌 Rule to Remember: अनुभूति → अनुभव' का पर्यायवाची ' ' है।</w:t>
       </w:r>
     </w:p>
     <w:p>
@@ -5974,7 +5974,7 @@
     </w:p>
     <w:p>
       <w:r>
-        <w:t>Solution: 'निर्मल' का विलोम 'मलिन' है।</w:t>
+        <w:t>Solution: ✅ Correct Answer: A. मलिन | 🧠 Grammar Rule: 'निर्मल' का विलोम 'मलिन' है। | ❌ Why Not Others? | B — स्वच्छ: not the correct answer here | C — पवित्र: not the correct answer here | D — उज्ज्वल: not the correct answer here | ⚠️ Exam Trap: Read the exact question — the correct fact and its look-alike options are easy to interchange. | 📌 Rule to Remember: मलिन → निर्मल' का विलोम ' ' है।</w:t>
       </w:r>
     </w:p>
     <w:p>
@@ -6019,7 +6019,7 @@
     </w:p>
     <w:p>
       <w:r>
-        <w:t>Solution: Indirect wh-questions use statement order.</w:t>
+        <w:t>Solution: ✅ Correct Answer: A. He asked me where the nurse was. | 🧠 Grammar Rule: Indirect wh-questions use statement order. | ❌ Why Not Others? | B — He asked me where was the nurse.: not the correct answer here | C — He asked me where the nurse is.: not the correct answer here | D — He asked where was the nurse.: not the correct answer here | ⚠️ Exam Trap: Don’t confuse "He asked me where the nurse was." with "He asked me where was the nurse." — they look alike and are easy to interchange. | 📌 Rule to Remember: He asked me where the nurse was. → Indirect wh-questions use statement order</w:t>
       </w:r>
     </w:p>
     <w:p>
@@ -6064,7 +6064,7 @@
     </w:p>
     <w:p>
       <w:r>
-        <w:t>Solution: 'Permanent' is lasting; 'temporary' is its antonym.</w:t>
+        <w:t>Solution: ✅ Correct Answer: A. Temporary | 🧠 Grammar Rule: 'Permanent' is lasting; 'temporary' is its antonym. | ❌ Why Not Others? | B — Everlasting: not the correct answer here | C — Enduring: not the correct answer here | D — Constant: not the correct answer here | ⚠️ Exam Trap: Read the exact question — the correct fact and its look-alike options are easy to interchange. | 📌 Rule to Remember: Temporary → Permanent' is lasting; ' ' is its antonym</w:t>
       </w:r>
     </w:p>
     <w:p>
@@ -6109,7 +6109,7 @@
     </w:p>
     <w:p>
       <w:r>
-        <w:t>Solution: PATH tells the shell where to find executables.</w:t>
+        <w:t>Solution: ✅ Correct Answer: A. Directories searched for commands | 🧠 Explanation: PATH tells the shell where to find executables. | ❌ Why Not Others? | B — The screen resolution: not the correct option here | C — The password: 2FA combines something you know with something you have/are. | D — The font list: not the correct option here | ⚠️ Exam Trap: Read the exact question — the correct fact and its look-alike options are easy to interchange. | 💎 PNC Pearl: Directories searched for commands → PATH tells the shell where to find executables</w:t>
       </w:r>
     </w:p>
     <w:p>
@@ -6154,7 +6154,7 @@
     </w:p>
     <w:p>
       <w:r>
-        <w:t>Solution: Wear leveling prolongs SSD life by evening out writes.</w:t>
+        <w:t>Solution: ✅ Correct Answer: A. Distributes writes evenly across flash cells | 🧠 Explanation: Wear leveling prolongs SSD life by evening out writes. | ❌ Why Not Others? | B — Levels the stand: not the correct option here | C — Speeds the fan: not the correct option here | D — Balances power: not the correct option here | ⚠️ Exam Trap: Read the exact question — the correct fact and its look-alike options are easy to interchange. | 💎 PNC Pearl: Distributes writes evenly across flash cells → Wear leveling prolongs SSD life by evening out writes</w:t>
       </w:r>
     </w:p>
     <w:p>
@@ -6199,7 +6199,7 @@
     </w:p>
     <w:p>
       <w:r>
-        <w:t>Solution: Touchscreens accept touch input and display output.</w:t>
+        <w:t>Solution: ✅ Correct Answer: A. Touchscreen | 🧠 Explanation: Touchscreens accept touch input and display output. | ❌ Why Not Others? | B — Keyboard: The keyboard is the primary text input device. | C — Printer: Printers produce physical (hard) copies. | D — Scanner: Scanners, keyboards, mice, and microphones are input devices. | ⚠️ Exam Trap: Read the exact question — the correct fact and its look-alike options are easy to interchange. | 💎 PNC Pearl: Touchscreen → Touchscreens accept touch input and display output</w:t>
       </w:r>
     </w:p>
     <w:p>
@@ -6244,7 +6244,7 @@
     </w:p>
     <w:p>
       <w:r>
-        <w:t>Solution: Cell references give column letter first, then row number.</w:t>
+        <w:t>Solution: ✅ Correct Answer: A. Column A, row 1 | 🧠 Explanation: Cell references give column letter first, then row number. | ❌ Why Not Others? | B — Row A, column 1: not the correct option here | C — Sheet A, cell 1: not the correct option here | D — File A1: not the correct option here | ⚠️ Exam Trap: Don’t confuse "Column A, row 1" with "Row A, column 1" — they look alike and are easy to interchange. | 💎 PNC Pearl: Column A, row 1 → Cell references give column letter first, then row number</w:t>
       </w:r>
     </w:p>
     <w:p>
@@ -6289,7 +6289,7 @@
     </w:p>
     <w:p>
       <w:r>
-        <w:t>Solution: Ctrl+Shift+Esc launches Task Manager immediately.</w:t>
+        <w:t>Solution: ✅ Correct Answer: A. Task Manager directly | 🧠 Explanation: Ctrl+Shift+Esc launches Task Manager immediately. | ❌ Why Not Others? | B — The browser: not the correct option here | C — Notepad: Is the basic text editor in Windows. | D — Control Panel: Windows Firewall is managed from Settings/Control Panel. | ⚠️ Exam Trap: Read the exact question — the correct fact and its look-alike options are easy to interchange. | 💎 PNC Pearl: Task Manager directly → Ctrl+Shift+Esc launches Task Manager immediately</w:t>
       </w:r>
     </w:p>
     <w:p>
@@ -6334,7 +6334,7 @@
     </w:p>
     <w:p>
       <w:r>
-        <w:t>Solution: The subject line summarises the email's content.</w:t>
+        <w:t>Solution: ✅ Correct Answer: A. Subject | 🧠 Explanation: The subject line summarises the email's content. | ❌ Why Not Others? | B — Attachment: Attachments carry files (documents, images) with the email. | C — Signature: not the correct option here | D — Draft: not the correct option here | ⚠️ Exam Trap: Read the exact question — the correct fact and its look-alike options are easy to interchange. | 💎 PNC Pearl: Subject → line summarises the email's content</w:t>
       </w:r>
     </w:p>
     <w:p>
@@ -6379,7 +6379,7 @@
     </w:p>
     <w:p>
       <w:r>
-        <w:t>Solution: Insert switches between insert and overwrite typing modes.</w:t>
+        <w:t>Solution: ✅ Correct Answer: A. Overwrite mode in text editing | 🧠 Explanation: Insert switches between insert and overwrite typing modes. | ❌ Why Not Others? | B — The power: not the correct option here | C — The brightness: not the correct option here | D — The volume: not the correct option here | ⚠️ Exam Trap: Read the exact question — the correct fact and its look-alike options are easy to interchange. | 💎 PNC Pearl: Overwrite mode in text editing → Insert switches between insert and overwrite typing modes</w:t>
       </w:r>
     </w:p>
     <w:p>
@@ -6424,7 +6424,7 @@
     </w:p>
     <w:p>
       <w:r>
-        <w:t>Solution: Ray Tomlinson sent the first network email in 1971 using '@'.</w:t>
+        <w:t>Solution: ✅ Correct Answer: A. Ray Tomlinson | 🧠 Explanation: Ray Tomlinson sent the first network email in 1971 using '@'. | ❌ Why Not Others? | B — Tim Berners-Lee: Berners-Lee created the Web at CERN in 1989. | C — Bill Gates: not the correct option here | D — Alan Turing: Turing proposed the test for machine intelligence in 1950. | ⚠️ Exam Trap: Read the exact question — the correct fact and its look-alike options are easy to interchange. | 💎 PNC Pearl: Ray Tomlinson → sent the first network email in 1971 using '@'</w:t>
       </w:r>
     </w:p>
     <w:p>
@@ -6469,7 +6469,7 @@
     </w:p>
     <w:p>
       <w:r>
-        <w:t>Solution: Mute silences your audio so others hear no background noise.</w:t>
+        <w:t>Solution: ✅ Correct Answer: A. Turns off your microphone | 🧠 Explanation: Mute silences your audio so others hear no background noise. | ❌ Why Not Others? | B — Turns off your camera: not the correct option here | C — Leaves the call: not the correct option here | D — Stops recording: not the correct option here | ⚠️ Exam Trap: Don’t confuse "Turns off your microphone" with "Turns off your camera" — they look alike and are easy to interchange. | 💎 PNC Pearl: Turns off your microphone → Mute silences your audio so others hear no background noise</w:t>
       </w:r>
     </w:p>
     <w:p>
@@ -6514,7 +6514,7 @@
     </w:p>
     <w:p>
       <w:r>
-        <w:t>Solution: Spam is unwanted junk mail; phishing is fraudulent mail seeking data.</w:t>
+        <w:t>Solution: ✅ Correct Answer: A. Spam | 🧠 Explanation: Spam is unwanted junk mail; phishing is fraudulent mail seeking data. | ❌ Why Not Others? | B — Phishing: Mimics trusted entities to steal credentials. | C — Malware: not the correct option here | D — Firewall: not the correct option here | ⚠️ Exam Trap: Read the exact question — the correct fact and its look-alike options are easy to interchange. | 💎 PNC Pearl: Spam → unwanted junk mail; phishing is fraudulent mail seeking data</w:t>
       </w:r>
     </w:p>
     <w:p>
@@ -6559,7 +6559,7 @@
     </w:p>
     <w:p>
       <w:r>
-        <w:t>Solution: Personalisation settings change the desktop background.</w:t>
+        <w:t>Solution: ✅ Correct Answer: A. Settings (Personalisation) | 🧠 Explanation: Personalisation settings change the desktop background. | ❌ Why Not Others? | B — The BIOS: ROM holds boot firmware permanently. | C — File Explorer only: not the correct option here | D — The Recycle Bin: not the correct option here | ⚠️ Exam Trap: Read the exact question — the correct fact and its look-alike options are easy to interchange. | 💎 PNC Pearl: Settings (Personalisation) → Personalisation settings change the desktop background</w:t>
       </w:r>
     </w:p>
     <w:p>
@@ -6604,7 +6604,7 @@
     </w:p>
     <w:p>
       <w:r>
-        <w:t>Solution: ENIAC (Electronic Numerical Integrator and Computer) was completed in 1946 at the University of Pennsylvania.</w:t>
+        <w:t>Solution: ✅ Correct Answer: A. 1946 | 🧠 Explanation: ENIAC (Electronic Numerical Integrator and Computer) was completed in 1946 at the University of Pennsylvania. | ❌ Why Not Others? | B — 1936: not the first electronic computer, ENIAC, | C — 1956: not the first electronic computer, ENIAC, | D — 1966: not the first electronic computer, ENIAC, | ⚠️ Exam Trap: Never guess years — fix each year to its exact event before choosing. | 💎 PNC Pearl: 1946 = the first electronic computer, ENIAC,</w:t>
       </w:r>
     </w:p>
     <w:p>
@@ -6649,7 +6649,7 @@
     </w:p>
     <w:p>
       <w:r>
-        <w:t>Solution: LANs connect computers within a building; WANs span large distances.</w:t>
+        <w:t>Solution: ✅ Correct Answer: A. LAN (Local Area Network) | 🧠 Explanation: LANs connect computers within a building; WANs span large distances. | ❌ Why Not Others? | B — WAN: The Internet is a global WAN. | C — MAN: not the correct option here | D — PAN: not the correct option here | ⚠️ Exam Trap: Read the exact question — the correct fact and its look-alike options are easy to interchange. | 💎 PNC Pearl: LAN (Local Area Network) → LANs connect computers within a building; WANs span large distances</w:t>
       </w:r>
     </w:p>
     <w:p>
@@ -6694,7 +6694,7 @@
     </w:p>
     <w:p>
       <w:r>
-        <w:t>Solution: The padlock shows the site uses encrypted HTTPS.</w:t>
+        <w:t>Solution: ✅ Correct Answer: A. A secure (HTTPS) connection | 🧠 Explanation: The padlock shows the site uses encrypted HTTPS. | ❌ Why Not Others? | B — A virus: not the correct option here | C — A fast connection: not the correct option here | D — An offline page: not the correct option here | ⚠️ Exam Trap: Read the exact question — the correct fact and its look-alike options are easy to interchange. | 💎 PNC Pearl: A secure (HTTPS) connection → The padlock shows the site uses encrypted HTTPS</w:t>
       </w:r>
     </w:p>
     <w:p>
@@ -6739,7 +6739,7 @@
     </w:p>
     <w:p>
       <w:r>
-        <w:t>Solution: OLED pixels emit their own light for deeper blacks and contrast.</w:t>
+        <w:t>Solution: ✅ Correct Answer: A. Uses self-emissive organic pixels | 🧠 Explanation: OLED pixels emit their own light for deeper blacks and contrast. | ❌ Why Not Others? | B — Needs a backlight always: not the correct option here | C — Is always dimmer: not the correct option here | D — Cannot show colour: not the correct option here | ⚠️ Exam Trap: Read the exact question — the correct fact and its look-alike options are easy to interchange. | 💎 PNC Pearl: Uses self-emissive organic pixels → OLED pixels emit their own light for deeper blacks and contrast</w:t>
       </w:r>
     </w:p>
     <w:p>
